--- a/Отчёт_УП_ПМ06_Учёт_техники.docx
+++ b/Отчёт_УП_ПМ06_Учёт_техники.docx
@@ -783,7 +783,7 @@
           <w:sz w:val="26"/>
           <w:szCs w:val="26"/>
         </w:rPr>
-        <w:t xml:space="preserve">1.4. Диаграммы бизнес-процессов</w:t>
+        <w:t xml:space="preserve">1.4. Диаграмма бизнес-процесса учёта техники</w:t>
       </w:r>
     </w:p>
     <w:p>
@@ -800,23 +800,7 @@
           <w:sz w:val="24"/>
           <w:szCs w:val="24"/>
         </w:rPr>
-        <w:t xml:space="preserve">Ниже представлены блок-схемы основных бизнес-процессов в нотации, аналогичной принятой в техникуме (овал — начало/конец, прямоугольник — процесс, ромб — условие).</w:t>
-      </w:r>
-    </w:p>
-    <w:p>
-      <w:pPr>
-        <w:pStyle w:val="Heading3"/>
-        <w:spacing w:after="100" w:before="160"/>
-      </w:pPr>
-      <w:r>
-        <w:rPr>
-          <w:rFonts w:ascii="Times New Roman" w:cs="Times New Roman" w:eastAsia="Times New Roman" w:hAnsi="Times New Roman"/>
-          <w:b/>
-          <w:bCs/>
-          <w:sz w:val="24"/>
-          <w:szCs w:val="24"/>
-        </w:rPr>
-        <w:t xml:space="preserve">1.4.1. Жизненный цикл единицы техники</w:t>
+        <w:t xml:space="preserve">На рисунке 1.1 представлена блок-схема основного бизнес-процесса учёта техники в техникуме. Нотация: овал — начало/конец процесса, прямоугольник — выполняемое действие, ромб — условие (принятие решения). Диаграмма охватывает полный жизненный цикл единицы техники от поступления до списания, включая возможные перемещения, ремонты и ежегодную инвентаризацию.</w:t>
       </w:r>
     </w:p>
     <w:p>
@@ -827,7 +811,7 @@
       <w:r>
         <w:drawing>
           <wp:inline distT="0" distB="0" distL="0" distR="0">
-            <wp:extent cx="5143500" cy="3343275"/>
+            <wp:extent cx="5334000" cy="3467100"/>
             <wp:effectExtent t="0" r="0" b="0" l="0"/>
             <wp:docPr id="1" name="shot" descr="step" title="screenshot"/>
             <wp:cNvGraphicFramePr>
@@ -852,7 +836,7 @@
                   <pic:spPr bwMode="auto">
                     <a:xfrm>
                       <a:off x="0" y="0"/>
-                      <a:ext cx="5143500" cy="3343275"/>
+                      <a:ext cx="5334000" cy="3467100"/>
                     </a:xfrm>
                     <a:prstGeom prst="rect">
                       <a:avLst/>
@@ -878,23 +862,61 @@
           <w:sz w:val="20"/>
           <w:szCs w:val="20"/>
         </w:rPr>
-        <w:t xml:space="preserve">Рисунок 1.1 — Бизнес-процесс жизненного цикла техники в техникуме</w:t>
-      </w:r>
-    </w:p>
-    <w:p>
-      <w:pPr>
-        <w:pStyle w:val="Heading3"/>
-        <w:spacing w:after="100" w:before="160"/>
+        <w:t xml:space="preserve">Рисунок 1.1 — Диаграмма бизнес-процесса учёта техники в ПОЧУ «ИТЭУП УПС»</w:t>
+      </w:r>
+    </w:p>
+    <w:p>
+      <w:r>
+        <w:br w:type="page"/>
+      </w:r>
+    </w:p>
+    <w:p>
+      <w:pPr>
+        <w:pStyle w:val="Heading1"/>
+        <w:spacing w:after="160" w:before="280"/>
       </w:pPr>
       <w:r>
         <w:rPr>
           <w:rFonts w:ascii="Times New Roman" w:cs="Times New Roman" w:eastAsia="Times New Roman" w:hAnsi="Times New Roman"/>
           <w:b/>
           <w:bCs/>
-          <w:sz w:val="24"/>
-          <w:szCs w:val="24"/>
-        </w:rPr>
-        <w:t xml:space="preserve">1.4.2. Процесс перемещения техники</w:t>
+          <w:sz w:val="28"/>
+          <w:szCs w:val="28"/>
+        </w:rPr>
+        <w:t xml:space="preserve">2. График разработки и внедрения информационной системы</w:t>
+      </w:r>
+    </w:p>
+    <w:p>
+      <w:pPr>
+        <w:spacing w:after="100" w:line="360"/>
+        <w:ind w:firstLine="708"/>
+        <w:jc w:val="both"/>
+      </w:pPr>
+      <w:r>
+        <w:rPr>
+          <w:rFonts w:ascii="Times New Roman" w:cs="Times New Roman" w:eastAsia="Times New Roman" w:hAnsi="Times New Roman"/>
+          <w:b w:val="false"/>
+          <w:bCs w:val="false"/>
+          <w:sz w:val="24"/>
+          <w:szCs w:val="24"/>
+        </w:rPr>
+        <w:t xml:space="preserve">Разработка и внедрение ИС «Учёт техники» запланированы на 8 недель по каскадной модели с элементами итеративного подхода.</w:t>
+      </w:r>
+    </w:p>
+    <w:p>
+      <w:pPr>
+        <w:pStyle w:val="Heading2"/>
+        <w:spacing w:after="120" w:before="200"/>
+      </w:pPr>
+      <w:r>
+        <w:rPr>
+          <w:rFonts w:ascii="Times New Roman" w:cs="Times New Roman" w:eastAsia="Times New Roman" w:hAnsi="Times New Roman"/>
+          <w:b/>
+          <w:bCs/>
+          <w:sz w:val="26"/>
+          <w:szCs w:val="26"/>
+        </w:rPr>
+        <w:t xml:space="preserve">2.1. Диаграмма Ганта</w:t>
       </w:r>
     </w:p>
     <w:p>
@@ -905,7 +927,7 @@
       <w:r>
         <w:drawing>
           <wp:inline distT="0" distB="0" distL="0" distR="0">
-            <wp:extent cx="4572000" cy="2971800"/>
+            <wp:extent cx="5334000" cy="3467100"/>
             <wp:effectExtent t="0" r="0" b="0" l="0"/>
             <wp:docPr id="1" name="shot" descr="step" title="screenshot"/>
             <wp:cNvGraphicFramePr>
@@ -930,7 +952,7 @@
                   <pic:spPr bwMode="auto">
                     <a:xfrm>
                       <a:off x="0" y="0"/>
-                      <a:ext cx="4572000" cy="2971800"/>
+                      <a:ext cx="5334000" cy="3467100"/>
                     </a:xfrm>
                     <a:prstGeom prst="rect">
                       <a:avLst/>
@@ -956,7 +978,1751 @@
           <w:sz w:val="20"/>
           <w:szCs w:val="20"/>
         </w:rPr>
-        <w:t xml:space="preserve">Рисунок 1.2 — Бизнес-процесс перемещения техники</w:t>
+        <w:t xml:space="preserve">Рисунок 2.1 — Диаграмма Ганта разработки и внедрения ИС «Учёт техники»</w:t>
+      </w:r>
+    </w:p>
+    <w:p>
+      <w:pPr>
+        <w:pStyle w:val="Heading2"/>
+        <w:spacing w:after="120" w:before="200"/>
+      </w:pPr>
+      <w:r>
+        <w:rPr>
+          <w:rFonts w:ascii="Times New Roman" w:cs="Times New Roman" w:eastAsia="Times New Roman" w:hAnsi="Times New Roman"/>
+          <w:b/>
+          <w:bCs/>
+          <w:sz w:val="26"/>
+          <w:szCs w:val="26"/>
+        </w:rPr>
+        <w:t xml:space="preserve">2.2. Календарный план-график</w:t>
+      </w:r>
+    </w:p>
+    <w:p/>
+    <w:tbl>
+      <w:tblPr>
+        <w:tblW w:type="dxa" w:w="9500"/>
+        <w:tblBorders>
+          <w:top w:val="single" w:color="auto" w:sz="4"/>
+          <w:left w:val="single" w:color="auto" w:sz="4"/>
+          <w:bottom w:val="single" w:color="auto" w:sz="4"/>
+          <w:right w:val="single" w:color="auto" w:sz="4"/>
+          <w:insideH w:val="single" w:color="auto" w:sz="4"/>
+          <w:insideV w:val="single" w:color="auto" w:sz="4"/>
+        </w:tblBorders>
+      </w:tblPr>
+      <w:tblGrid>
+        <w:gridCol w:w="600"/>
+        <w:gridCol w:w="3400"/>
+        <w:gridCol w:w="1400"/>
+        <w:gridCol w:w="1400"/>
+        <w:gridCol w:w="1200"/>
+        <w:gridCol w:w="1500"/>
+      </w:tblGrid>
+      <w:tr>
+        <w:tc>
+          <w:tcPr>
+            <w:tcW w:type="dxa" w:w="600"/>
+            <w:gridSpan w:val="1"/>
+            <w:tcBorders>
+              <w:top w:val="single" w:color="000000" w:sz="1"/>
+              <w:left w:val="single" w:color="000000" w:sz="1"/>
+              <w:bottom w:val="single" w:color="000000" w:sz="1"/>
+              <w:right w:val="single" w:color="000000" w:sz="1"/>
+            </w:tcBorders>
+            <w:shd w:fill="D6EAF8" w:val="clear"/>
+            <w:vAlign w:val="center"/>
+          </w:tcPr>
+          <w:p>
+            <w:pPr>
+              <w:jc w:val="center"/>
+            </w:pPr>
+            <w:r>
+              <w:rPr>
+                <w:rFonts w:ascii="Times New Roman" w:cs="Times New Roman" w:eastAsia="Times New Roman" w:hAnsi="Times New Roman"/>
+                <w:b/>
+                <w:bCs/>
+                <w:sz w:val="17"/>
+                <w:szCs w:val="17"/>
+              </w:rPr>
+              <w:t xml:space="preserve">№</w:t>
+            </w:r>
+          </w:p>
+        </w:tc>
+        <w:tc>
+          <w:tcPr>
+            <w:tcW w:type="dxa" w:w="3400"/>
+            <w:gridSpan w:val="1"/>
+            <w:tcBorders>
+              <w:top w:val="single" w:color="000000" w:sz="1"/>
+              <w:left w:val="single" w:color="000000" w:sz="1"/>
+              <w:bottom w:val="single" w:color="000000" w:sz="1"/>
+              <w:right w:val="single" w:color="000000" w:sz="1"/>
+            </w:tcBorders>
+            <w:shd w:fill="D6EAF8" w:val="clear"/>
+            <w:vAlign w:val="center"/>
+          </w:tcPr>
+          <w:p>
+            <w:pPr>
+              <w:jc w:val="center"/>
+            </w:pPr>
+            <w:r>
+              <w:rPr>
+                <w:rFonts w:ascii="Times New Roman" w:cs="Times New Roman" w:eastAsia="Times New Roman" w:hAnsi="Times New Roman"/>
+                <w:b/>
+                <w:bCs/>
+                <w:sz w:val="17"/>
+                <w:szCs w:val="17"/>
+              </w:rPr>
+              <w:t xml:space="preserve">Этап работ</w:t>
+            </w:r>
+          </w:p>
+        </w:tc>
+        <w:tc>
+          <w:tcPr>
+            <w:tcW w:type="dxa" w:w="1400"/>
+            <w:gridSpan w:val="1"/>
+            <w:tcBorders>
+              <w:top w:val="single" w:color="000000" w:sz="1"/>
+              <w:left w:val="single" w:color="000000" w:sz="1"/>
+              <w:bottom w:val="single" w:color="000000" w:sz="1"/>
+              <w:right w:val="single" w:color="000000" w:sz="1"/>
+            </w:tcBorders>
+            <w:shd w:fill="D6EAF8" w:val="clear"/>
+            <w:vAlign w:val="center"/>
+          </w:tcPr>
+          <w:p>
+            <w:pPr>
+              <w:jc w:val="center"/>
+            </w:pPr>
+            <w:r>
+              <w:rPr>
+                <w:rFonts w:ascii="Times New Roman" w:cs="Times New Roman" w:eastAsia="Times New Roman" w:hAnsi="Times New Roman"/>
+                <w:b/>
+                <w:bCs/>
+                <w:sz w:val="17"/>
+                <w:szCs w:val="17"/>
+              </w:rPr>
+              <w:t xml:space="preserve">Начало</w:t>
+            </w:r>
+          </w:p>
+        </w:tc>
+        <w:tc>
+          <w:tcPr>
+            <w:tcW w:type="dxa" w:w="1400"/>
+            <w:gridSpan w:val="1"/>
+            <w:tcBorders>
+              <w:top w:val="single" w:color="000000" w:sz="1"/>
+              <w:left w:val="single" w:color="000000" w:sz="1"/>
+              <w:bottom w:val="single" w:color="000000" w:sz="1"/>
+              <w:right w:val="single" w:color="000000" w:sz="1"/>
+            </w:tcBorders>
+            <w:shd w:fill="D6EAF8" w:val="clear"/>
+            <w:vAlign w:val="center"/>
+          </w:tcPr>
+          <w:p>
+            <w:pPr>
+              <w:jc w:val="center"/>
+            </w:pPr>
+            <w:r>
+              <w:rPr>
+                <w:rFonts w:ascii="Times New Roman" w:cs="Times New Roman" w:eastAsia="Times New Roman" w:hAnsi="Times New Roman"/>
+                <w:b/>
+                <w:bCs/>
+                <w:sz w:val="17"/>
+                <w:szCs w:val="17"/>
+              </w:rPr>
+              <w:t xml:space="preserve">Окончание</w:t>
+            </w:r>
+          </w:p>
+        </w:tc>
+        <w:tc>
+          <w:tcPr>
+            <w:tcW w:type="dxa" w:w="1200"/>
+            <w:gridSpan w:val="1"/>
+            <w:tcBorders>
+              <w:top w:val="single" w:color="000000" w:sz="1"/>
+              <w:left w:val="single" w:color="000000" w:sz="1"/>
+              <w:bottom w:val="single" w:color="000000" w:sz="1"/>
+              <w:right w:val="single" w:color="000000" w:sz="1"/>
+            </w:tcBorders>
+            <w:shd w:fill="D6EAF8" w:val="clear"/>
+            <w:vAlign w:val="center"/>
+          </w:tcPr>
+          <w:p>
+            <w:pPr>
+              <w:jc w:val="center"/>
+            </w:pPr>
+            <w:r>
+              <w:rPr>
+                <w:rFonts w:ascii="Times New Roman" w:cs="Times New Roman" w:eastAsia="Times New Roman" w:hAnsi="Times New Roman"/>
+                <w:b/>
+                <w:bCs/>
+                <w:sz w:val="17"/>
+                <w:szCs w:val="17"/>
+              </w:rPr>
+              <w:t xml:space="preserve">Дней</w:t>
+            </w:r>
+          </w:p>
+        </w:tc>
+        <w:tc>
+          <w:tcPr>
+            <w:tcW w:type="dxa" w:w="1500"/>
+            <w:gridSpan w:val="1"/>
+            <w:tcBorders>
+              <w:top w:val="single" w:color="000000" w:sz="1"/>
+              <w:left w:val="single" w:color="000000" w:sz="1"/>
+              <w:bottom w:val="single" w:color="000000" w:sz="1"/>
+              <w:right w:val="single" w:color="000000" w:sz="1"/>
+            </w:tcBorders>
+            <w:shd w:fill="D6EAF8" w:val="clear"/>
+            <w:vAlign w:val="center"/>
+          </w:tcPr>
+          <w:p>
+            <w:pPr>
+              <w:jc w:val="center"/>
+            </w:pPr>
+            <w:r>
+              <w:rPr>
+                <w:rFonts w:ascii="Times New Roman" w:cs="Times New Roman" w:eastAsia="Times New Roman" w:hAnsi="Times New Roman"/>
+                <w:b/>
+                <w:bCs/>
+                <w:sz w:val="17"/>
+                <w:szCs w:val="17"/>
+              </w:rPr>
+              <w:t xml:space="preserve">Ответственный</w:t>
+            </w:r>
+          </w:p>
+        </w:tc>
+      </w:tr>
+      <w:tr>
+        <w:tc>
+          <w:tcPr>
+            <w:tcW w:type="dxa" w:w="600"/>
+            <w:gridSpan w:val="1"/>
+            <w:tcBorders>
+              <w:top w:val="single" w:color="000000" w:sz="1"/>
+              <w:left w:val="single" w:color="000000" w:sz="1"/>
+              <w:bottom w:val="single" w:color="000000" w:sz="1"/>
+              <w:right w:val="single" w:color="000000" w:sz="1"/>
+            </w:tcBorders>
+            <w:vAlign w:val="center"/>
+          </w:tcPr>
+          <w:p>
+            <w:pPr>
+              <w:jc w:val="center"/>
+            </w:pPr>
+            <w:r>
+              <w:rPr>
+                <w:rFonts w:ascii="Times New Roman" w:cs="Times New Roman" w:eastAsia="Times New Roman" w:hAnsi="Times New Roman"/>
+                <w:b w:val="false"/>
+                <w:bCs w:val="false"/>
+                <w:sz w:val="18"/>
+                <w:szCs w:val="18"/>
+              </w:rPr>
+              <w:t xml:space="preserve">1</w:t>
+            </w:r>
+          </w:p>
+        </w:tc>
+        <w:tc>
+          <w:tcPr>
+            <w:tcW w:type="dxa" w:w="3400"/>
+            <w:gridSpan w:val="1"/>
+            <w:tcBorders>
+              <w:top w:val="single" w:color="000000" w:sz="1"/>
+              <w:left w:val="single" w:color="000000" w:sz="1"/>
+              <w:bottom w:val="single" w:color="000000" w:sz="1"/>
+              <w:right w:val="single" w:color="000000" w:sz="1"/>
+            </w:tcBorders>
+            <w:vAlign w:val="center"/>
+          </w:tcPr>
+          <w:p>
+            <w:pPr>
+              <w:jc w:val="left"/>
+            </w:pPr>
+            <w:r>
+              <w:rPr>
+                <w:rFonts w:ascii="Times New Roman" w:cs="Times New Roman" w:eastAsia="Times New Roman" w:hAnsi="Times New Roman"/>
+                <w:b w:val="false"/>
+                <w:bCs w:val="false"/>
+                <w:sz w:val="18"/>
+                <w:szCs w:val="18"/>
+              </w:rPr>
+              <w:t xml:space="preserve">Анализ требований</w:t>
+            </w:r>
+          </w:p>
+        </w:tc>
+        <w:tc>
+          <w:tcPr>
+            <w:tcW w:type="dxa" w:w="1400"/>
+            <w:gridSpan w:val="1"/>
+            <w:tcBorders>
+              <w:top w:val="single" w:color="000000" w:sz="1"/>
+              <w:left w:val="single" w:color="000000" w:sz="1"/>
+              <w:bottom w:val="single" w:color="000000" w:sz="1"/>
+              <w:right w:val="single" w:color="000000" w:sz="1"/>
+            </w:tcBorders>
+            <w:vAlign w:val="center"/>
+          </w:tcPr>
+          <w:p>
+            <w:pPr>
+              <w:jc w:val="center"/>
+            </w:pPr>
+            <w:r>
+              <w:rPr>
+                <w:rFonts w:ascii="Times New Roman" w:cs="Times New Roman" w:eastAsia="Times New Roman" w:hAnsi="Times New Roman"/>
+                <w:b w:val="false"/>
+                <w:bCs w:val="false"/>
+                <w:sz w:val="16"/>
+                <w:szCs w:val="16"/>
+              </w:rPr>
+              <w:t xml:space="preserve">03.11.2026</w:t>
+            </w:r>
+          </w:p>
+        </w:tc>
+        <w:tc>
+          <w:tcPr>
+            <w:tcW w:type="dxa" w:w="1400"/>
+            <w:gridSpan w:val="1"/>
+            <w:tcBorders>
+              <w:top w:val="single" w:color="000000" w:sz="1"/>
+              <w:left w:val="single" w:color="000000" w:sz="1"/>
+              <w:bottom w:val="single" w:color="000000" w:sz="1"/>
+              <w:right w:val="single" w:color="000000" w:sz="1"/>
+            </w:tcBorders>
+            <w:vAlign w:val="center"/>
+          </w:tcPr>
+          <w:p>
+            <w:pPr>
+              <w:jc w:val="center"/>
+            </w:pPr>
+            <w:r>
+              <w:rPr>
+                <w:rFonts w:ascii="Times New Roman" w:cs="Times New Roman" w:eastAsia="Times New Roman" w:hAnsi="Times New Roman"/>
+                <w:b w:val="false"/>
+                <w:bCs w:val="false"/>
+                <w:sz w:val="16"/>
+                <w:szCs w:val="16"/>
+              </w:rPr>
+              <w:t xml:space="preserve">07.11.2026</w:t>
+            </w:r>
+          </w:p>
+        </w:tc>
+        <w:tc>
+          <w:tcPr>
+            <w:tcW w:type="dxa" w:w="1200"/>
+            <w:gridSpan w:val="1"/>
+            <w:tcBorders>
+              <w:top w:val="single" w:color="000000" w:sz="1"/>
+              <w:left w:val="single" w:color="000000" w:sz="1"/>
+              <w:bottom w:val="single" w:color="000000" w:sz="1"/>
+              <w:right w:val="single" w:color="000000" w:sz="1"/>
+            </w:tcBorders>
+            <w:vAlign w:val="center"/>
+          </w:tcPr>
+          <w:p>
+            <w:pPr>
+              <w:jc w:val="center"/>
+            </w:pPr>
+            <w:r>
+              <w:rPr>
+                <w:rFonts w:ascii="Times New Roman" w:cs="Times New Roman" w:eastAsia="Times New Roman" w:hAnsi="Times New Roman"/>
+                <w:b w:val="false"/>
+                <w:bCs w:val="false"/>
+                <w:sz w:val="18"/>
+                <w:szCs w:val="18"/>
+              </w:rPr>
+              <w:t xml:space="preserve">5</w:t>
+            </w:r>
+          </w:p>
+        </w:tc>
+        <w:tc>
+          <w:tcPr>
+            <w:tcW w:type="dxa" w:w="1500"/>
+            <w:gridSpan w:val="1"/>
+            <w:tcBorders>
+              <w:top w:val="single" w:color="000000" w:sz="1"/>
+              <w:left w:val="single" w:color="000000" w:sz="1"/>
+              <w:bottom w:val="single" w:color="000000" w:sz="1"/>
+              <w:right w:val="single" w:color="000000" w:sz="1"/>
+            </w:tcBorders>
+            <w:vAlign w:val="center"/>
+          </w:tcPr>
+          <w:p>
+            <w:pPr>
+              <w:jc w:val="center"/>
+            </w:pPr>
+            <w:r>
+              <w:rPr>
+                <w:rFonts w:ascii="Times New Roman" w:cs="Times New Roman" w:eastAsia="Times New Roman" w:hAnsi="Times New Roman"/>
+                <w:b w:val="false"/>
+                <w:bCs w:val="false"/>
+                <w:sz w:val="16"/>
+                <w:szCs w:val="16"/>
+              </w:rPr>
+              <w:t xml:space="preserve">Аналитик</w:t>
+            </w:r>
+          </w:p>
+        </w:tc>
+      </w:tr>
+      <w:tr>
+        <w:tc>
+          <w:tcPr>
+            <w:tcW w:type="dxa" w:w="600"/>
+            <w:gridSpan w:val="1"/>
+            <w:tcBorders>
+              <w:top w:val="single" w:color="000000" w:sz="1"/>
+              <w:left w:val="single" w:color="000000" w:sz="1"/>
+              <w:bottom w:val="single" w:color="000000" w:sz="1"/>
+              <w:right w:val="single" w:color="000000" w:sz="1"/>
+            </w:tcBorders>
+            <w:vAlign w:val="center"/>
+          </w:tcPr>
+          <w:p>
+            <w:pPr>
+              <w:jc w:val="center"/>
+            </w:pPr>
+            <w:r>
+              <w:rPr>
+                <w:rFonts w:ascii="Times New Roman" w:cs="Times New Roman" w:eastAsia="Times New Roman" w:hAnsi="Times New Roman"/>
+                <w:b w:val="false"/>
+                <w:bCs w:val="false"/>
+                <w:sz w:val="18"/>
+                <w:szCs w:val="18"/>
+              </w:rPr>
+              <w:t xml:space="preserve">2</w:t>
+            </w:r>
+          </w:p>
+        </w:tc>
+        <w:tc>
+          <w:tcPr>
+            <w:tcW w:type="dxa" w:w="3400"/>
+            <w:gridSpan w:val="1"/>
+            <w:tcBorders>
+              <w:top w:val="single" w:color="000000" w:sz="1"/>
+              <w:left w:val="single" w:color="000000" w:sz="1"/>
+              <w:bottom w:val="single" w:color="000000" w:sz="1"/>
+              <w:right w:val="single" w:color="000000" w:sz="1"/>
+            </w:tcBorders>
+            <w:vAlign w:val="center"/>
+          </w:tcPr>
+          <w:p>
+            <w:pPr>
+              <w:jc w:val="left"/>
+            </w:pPr>
+            <w:r>
+              <w:rPr>
+                <w:rFonts w:ascii="Times New Roman" w:cs="Times New Roman" w:eastAsia="Times New Roman" w:hAnsi="Times New Roman"/>
+                <w:b w:val="false"/>
+                <w:bCs w:val="false"/>
+                <w:sz w:val="18"/>
+                <w:szCs w:val="18"/>
+              </w:rPr>
+              <w:t xml:space="preserve">Разработка ТЗ</w:t>
+            </w:r>
+          </w:p>
+        </w:tc>
+        <w:tc>
+          <w:tcPr>
+            <w:tcW w:type="dxa" w:w="1400"/>
+            <w:gridSpan w:val="1"/>
+            <w:tcBorders>
+              <w:top w:val="single" w:color="000000" w:sz="1"/>
+              <w:left w:val="single" w:color="000000" w:sz="1"/>
+              <w:bottom w:val="single" w:color="000000" w:sz="1"/>
+              <w:right w:val="single" w:color="000000" w:sz="1"/>
+            </w:tcBorders>
+            <w:vAlign w:val="center"/>
+          </w:tcPr>
+          <w:p>
+            <w:pPr>
+              <w:jc w:val="center"/>
+            </w:pPr>
+            <w:r>
+              <w:rPr>
+                <w:rFonts w:ascii="Times New Roman" w:cs="Times New Roman" w:eastAsia="Times New Roman" w:hAnsi="Times New Roman"/>
+                <w:b w:val="false"/>
+                <w:bCs w:val="false"/>
+                <w:sz w:val="16"/>
+                <w:szCs w:val="16"/>
+              </w:rPr>
+              <w:t xml:space="preserve">10.11.2026</w:t>
+            </w:r>
+          </w:p>
+        </w:tc>
+        <w:tc>
+          <w:tcPr>
+            <w:tcW w:type="dxa" w:w="1400"/>
+            <w:gridSpan w:val="1"/>
+            <w:tcBorders>
+              <w:top w:val="single" w:color="000000" w:sz="1"/>
+              <w:left w:val="single" w:color="000000" w:sz="1"/>
+              <w:bottom w:val="single" w:color="000000" w:sz="1"/>
+              <w:right w:val="single" w:color="000000" w:sz="1"/>
+            </w:tcBorders>
+            <w:vAlign w:val="center"/>
+          </w:tcPr>
+          <w:p>
+            <w:pPr>
+              <w:jc w:val="center"/>
+            </w:pPr>
+            <w:r>
+              <w:rPr>
+                <w:rFonts w:ascii="Times New Roman" w:cs="Times New Roman" w:eastAsia="Times New Roman" w:hAnsi="Times New Roman"/>
+                <w:b w:val="false"/>
+                <w:bCs w:val="false"/>
+                <w:sz w:val="16"/>
+                <w:szCs w:val="16"/>
+              </w:rPr>
+              <w:t xml:space="preserve">14.11.2026</w:t>
+            </w:r>
+          </w:p>
+        </w:tc>
+        <w:tc>
+          <w:tcPr>
+            <w:tcW w:type="dxa" w:w="1200"/>
+            <w:gridSpan w:val="1"/>
+            <w:tcBorders>
+              <w:top w:val="single" w:color="000000" w:sz="1"/>
+              <w:left w:val="single" w:color="000000" w:sz="1"/>
+              <w:bottom w:val="single" w:color="000000" w:sz="1"/>
+              <w:right w:val="single" w:color="000000" w:sz="1"/>
+            </w:tcBorders>
+            <w:vAlign w:val="center"/>
+          </w:tcPr>
+          <w:p>
+            <w:pPr>
+              <w:jc w:val="center"/>
+            </w:pPr>
+            <w:r>
+              <w:rPr>
+                <w:rFonts w:ascii="Times New Roman" w:cs="Times New Roman" w:eastAsia="Times New Roman" w:hAnsi="Times New Roman"/>
+                <w:b w:val="false"/>
+                <w:bCs w:val="false"/>
+                <w:sz w:val="18"/>
+                <w:szCs w:val="18"/>
+              </w:rPr>
+              <w:t xml:space="preserve">5</w:t>
+            </w:r>
+          </w:p>
+        </w:tc>
+        <w:tc>
+          <w:tcPr>
+            <w:tcW w:type="dxa" w:w="1500"/>
+            <w:gridSpan w:val="1"/>
+            <w:tcBorders>
+              <w:top w:val="single" w:color="000000" w:sz="1"/>
+              <w:left w:val="single" w:color="000000" w:sz="1"/>
+              <w:bottom w:val="single" w:color="000000" w:sz="1"/>
+              <w:right w:val="single" w:color="000000" w:sz="1"/>
+            </w:tcBorders>
+            <w:vAlign w:val="center"/>
+          </w:tcPr>
+          <w:p>
+            <w:pPr>
+              <w:jc w:val="center"/>
+            </w:pPr>
+            <w:r>
+              <w:rPr>
+                <w:rFonts w:ascii="Times New Roman" w:cs="Times New Roman" w:eastAsia="Times New Roman" w:hAnsi="Times New Roman"/>
+                <w:b w:val="false"/>
+                <w:bCs w:val="false"/>
+                <w:sz w:val="16"/>
+                <w:szCs w:val="16"/>
+              </w:rPr>
+              <w:t xml:space="preserve">Аналитик</w:t>
+            </w:r>
+          </w:p>
+        </w:tc>
+      </w:tr>
+      <w:tr>
+        <w:tc>
+          <w:tcPr>
+            <w:tcW w:type="dxa" w:w="600"/>
+            <w:gridSpan w:val="1"/>
+            <w:tcBorders>
+              <w:top w:val="single" w:color="000000" w:sz="1"/>
+              <w:left w:val="single" w:color="000000" w:sz="1"/>
+              <w:bottom w:val="single" w:color="000000" w:sz="1"/>
+              <w:right w:val="single" w:color="000000" w:sz="1"/>
+            </w:tcBorders>
+            <w:vAlign w:val="center"/>
+          </w:tcPr>
+          <w:p>
+            <w:pPr>
+              <w:jc w:val="center"/>
+            </w:pPr>
+            <w:r>
+              <w:rPr>
+                <w:rFonts w:ascii="Times New Roman" w:cs="Times New Roman" w:eastAsia="Times New Roman" w:hAnsi="Times New Roman"/>
+                <w:b w:val="false"/>
+                <w:bCs w:val="false"/>
+                <w:sz w:val="18"/>
+                <w:szCs w:val="18"/>
+              </w:rPr>
+              <w:t xml:space="preserve">3</w:t>
+            </w:r>
+          </w:p>
+        </w:tc>
+        <w:tc>
+          <w:tcPr>
+            <w:tcW w:type="dxa" w:w="3400"/>
+            <w:gridSpan w:val="1"/>
+            <w:tcBorders>
+              <w:top w:val="single" w:color="000000" w:sz="1"/>
+              <w:left w:val="single" w:color="000000" w:sz="1"/>
+              <w:bottom w:val="single" w:color="000000" w:sz="1"/>
+              <w:right w:val="single" w:color="000000" w:sz="1"/>
+            </w:tcBorders>
+            <w:vAlign w:val="center"/>
+          </w:tcPr>
+          <w:p>
+            <w:pPr>
+              <w:jc w:val="left"/>
+            </w:pPr>
+            <w:r>
+              <w:rPr>
+                <w:rFonts w:ascii="Times New Roman" w:cs="Times New Roman" w:eastAsia="Times New Roman" w:hAnsi="Times New Roman"/>
+                <w:b w:val="false"/>
+                <w:bCs w:val="false"/>
+                <w:sz w:val="18"/>
+                <w:szCs w:val="18"/>
+              </w:rPr>
+              <w:t xml:space="preserve">Проектирование БД и интерфейса</w:t>
+            </w:r>
+          </w:p>
+        </w:tc>
+        <w:tc>
+          <w:tcPr>
+            <w:tcW w:type="dxa" w:w="1400"/>
+            <w:gridSpan w:val="1"/>
+            <w:tcBorders>
+              <w:top w:val="single" w:color="000000" w:sz="1"/>
+              <w:left w:val="single" w:color="000000" w:sz="1"/>
+              <w:bottom w:val="single" w:color="000000" w:sz="1"/>
+              <w:right w:val="single" w:color="000000" w:sz="1"/>
+            </w:tcBorders>
+            <w:vAlign w:val="center"/>
+          </w:tcPr>
+          <w:p>
+            <w:pPr>
+              <w:jc w:val="center"/>
+            </w:pPr>
+            <w:r>
+              <w:rPr>
+                <w:rFonts w:ascii="Times New Roman" w:cs="Times New Roman" w:eastAsia="Times New Roman" w:hAnsi="Times New Roman"/>
+                <w:b w:val="false"/>
+                <w:bCs w:val="false"/>
+                <w:sz w:val="16"/>
+                <w:szCs w:val="16"/>
+              </w:rPr>
+              <w:t xml:space="preserve">17.11.2026</w:t>
+            </w:r>
+          </w:p>
+        </w:tc>
+        <w:tc>
+          <w:tcPr>
+            <w:tcW w:type="dxa" w:w="1400"/>
+            <w:gridSpan w:val="1"/>
+            <w:tcBorders>
+              <w:top w:val="single" w:color="000000" w:sz="1"/>
+              <w:left w:val="single" w:color="000000" w:sz="1"/>
+              <w:bottom w:val="single" w:color="000000" w:sz="1"/>
+              <w:right w:val="single" w:color="000000" w:sz="1"/>
+            </w:tcBorders>
+            <w:vAlign w:val="center"/>
+          </w:tcPr>
+          <w:p>
+            <w:pPr>
+              <w:jc w:val="center"/>
+            </w:pPr>
+            <w:r>
+              <w:rPr>
+                <w:rFonts w:ascii="Times New Roman" w:cs="Times New Roman" w:eastAsia="Times New Roman" w:hAnsi="Times New Roman"/>
+                <w:b w:val="false"/>
+                <w:bCs w:val="false"/>
+                <w:sz w:val="16"/>
+                <w:szCs w:val="16"/>
+              </w:rPr>
+              <w:t xml:space="preserve">21.11.2026</w:t>
+            </w:r>
+          </w:p>
+        </w:tc>
+        <w:tc>
+          <w:tcPr>
+            <w:tcW w:type="dxa" w:w="1200"/>
+            <w:gridSpan w:val="1"/>
+            <w:tcBorders>
+              <w:top w:val="single" w:color="000000" w:sz="1"/>
+              <w:left w:val="single" w:color="000000" w:sz="1"/>
+              <w:bottom w:val="single" w:color="000000" w:sz="1"/>
+              <w:right w:val="single" w:color="000000" w:sz="1"/>
+            </w:tcBorders>
+            <w:vAlign w:val="center"/>
+          </w:tcPr>
+          <w:p>
+            <w:pPr>
+              <w:jc w:val="center"/>
+            </w:pPr>
+            <w:r>
+              <w:rPr>
+                <w:rFonts w:ascii="Times New Roman" w:cs="Times New Roman" w:eastAsia="Times New Roman" w:hAnsi="Times New Roman"/>
+                <w:b w:val="false"/>
+                <w:bCs w:val="false"/>
+                <w:sz w:val="18"/>
+                <w:szCs w:val="18"/>
+              </w:rPr>
+              <w:t xml:space="preserve">5</w:t>
+            </w:r>
+          </w:p>
+        </w:tc>
+        <w:tc>
+          <w:tcPr>
+            <w:tcW w:type="dxa" w:w="1500"/>
+            <w:gridSpan w:val="1"/>
+            <w:tcBorders>
+              <w:top w:val="single" w:color="000000" w:sz="1"/>
+              <w:left w:val="single" w:color="000000" w:sz="1"/>
+              <w:bottom w:val="single" w:color="000000" w:sz="1"/>
+              <w:right w:val="single" w:color="000000" w:sz="1"/>
+            </w:tcBorders>
+            <w:vAlign w:val="center"/>
+          </w:tcPr>
+          <w:p>
+            <w:pPr>
+              <w:jc w:val="center"/>
+            </w:pPr>
+            <w:r>
+              <w:rPr>
+                <w:rFonts w:ascii="Times New Roman" w:cs="Times New Roman" w:eastAsia="Times New Roman" w:hAnsi="Times New Roman"/>
+                <w:b w:val="false"/>
+                <w:bCs w:val="false"/>
+                <w:sz w:val="16"/>
+                <w:szCs w:val="16"/>
+              </w:rPr>
+              <w:t xml:space="preserve">Проектировщик</w:t>
+            </w:r>
+          </w:p>
+        </w:tc>
+      </w:tr>
+      <w:tr>
+        <w:tc>
+          <w:tcPr>
+            <w:tcW w:type="dxa" w:w="600"/>
+            <w:gridSpan w:val="1"/>
+            <w:tcBorders>
+              <w:top w:val="single" w:color="000000" w:sz="1"/>
+              <w:left w:val="single" w:color="000000" w:sz="1"/>
+              <w:bottom w:val="single" w:color="000000" w:sz="1"/>
+              <w:right w:val="single" w:color="000000" w:sz="1"/>
+            </w:tcBorders>
+            <w:vAlign w:val="center"/>
+          </w:tcPr>
+          <w:p>
+            <w:pPr>
+              <w:jc w:val="center"/>
+            </w:pPr>
+            <w:r>
+              <w:rPr>
+                <w:rFonts w:ascii="Times New Roman" w:cs="Times New Roman" w:eastAsia="Times New Roman" w:hAnsi="Times New Roman"/>
+                <w:b w:val="false"/>
+                <w:bCs w:val="false"/>
+                <w:sz w:val="18"/>
+                <w:szCs w:val="18"/>
+              </w:rPr>
+              <w:t xml:space="preserve">4</w:t>
+            </w:r>
+          </w:p>
+        </w:tc>
+        <w:tc>
+          <w:tcPr>
+            <w:tcW w:type="dxa" w:w="3400"/>
+            <w:gridSpan w:val="1"/>
+            <w:tcBorders>
+              <w:top w:val="single" w:color="000000" w:sz="1"/>
+              <w:left w:val="single" w:color="000000" w:sz="1"/>
+              <w:bottom w:val="single" w:color="000000" w:sz="1"/>
+              <w:right w:val="single" w:color="000000" w:sz="1"/>
+            </w:tcBorders>
+            <w:vAlign w:val="center"/>
+          </w:tcPr>
+          <w:p>
+            <w:pPr>
+              <w:jc w:val="left"/>
+            </w:pPr>
+            <w:r>
+              <w:rPr>
+                <w:rFonts w:ascii="Times New Roman" w:cs="Times New Roman" w:eastAsia="Times New Roman" w:hAnsi="Times New Roman"/>
+                <w:b w:val="false"/>
+                <w:bCs w:val="false"/>
+                <w:sz w:val="18"/>
+                <w:szCs w:val="18"/>
+              </w:rPr>
+              <w:t xml:space="preserve">Разработка программного обеспечения</w:t>
+            </w:r>
+          </w:p>
+        </w:tc>
+        <w:tc>
+          <w:tcPr>
+            <w:tcW w:type="dxa" w:w="1400"/>
+            <w:gridSpan w:val="1"/>
+            <w:tcBorders>
+              <w:top w:val="single" w:color="000000" w:sz="1"/>
+              <w:left w:val="single" w:color="000000" w:sz="1"/>
+              <w:bottom w:val="single" w:color="000000" w:sz="1"/>
+              <w:right w:val="single" w:color="000000" w:sz="1"/>
+            </w:tcBorders>
+            <w:vAlign w:val="center"/>
+          </w:tcPr>
+          <w:p>
+            <w:pPr>
+              <w:jc w:val="center"/>
+            </w:pPr>
+            <w:r>
+              <w:rPr>
+                <w:rFonts w:ascii="Times New Roman" w:cs="Times New Roman" w:eastAsia="Times New Roman" w:hAnsi="Times New Roman"/>
+                <w:b w:val="false"/>
+                <w:bCs w:val="false"/>
+                <w:sz w:val="16"/>
+                <w:szCs w:val="16"/>
+              </w:rPr>
+              <w:t xml:space="preserve">24.11.2026</w:t>
+            </w:r>
+          </w:p>
+        </w:tc>
+        <w:tc>
+          <w:tcPr>
+            <w:tcW w:type="dxa" w:w="1400"/>
+            <w:gridSpan w:val="1"/>
+            <w:tcBorders>
+              <w:top w:val="single" w:color="000000" w:sz="1"/>
+              <w:left w:val="single" w:color="000000" w:sz="1"/>
+              <w:bottom w:val="single" w:color="000000" w:sz="1"/>
+              <w:right w:val="single" w:color="000000" w:sz="1"/>
+            </w:tcBorders>
+            <w:vAlign w:val="center"/>
+          </w:tcPr>
+          <w:p>
+            <w:pPr>
+              <w:jc w:val="center"/>
+            </w:pPr>
+            <w:r>
+              <w:rPr>
+                <w:rFonts w:ascii="Times New Roman" w:cs="Times New Roman" w:eastAsia="Times New Roman" w:hAnsi="Times New Roman"/>
+                <w:b w:val="false"/>
+                <w:bCs w:val="false"/>
+                <w:sz w:val="16"/>
+                <w:szCs w:val="16"/>
+              </w:rPr>
+              <w:t xml:space="preserve">05.12.2026</w:t>
+            </w:r>
+          </w:p>
+        </w:tc>
+        <w:tc>
+          <w:tcPr>
+            <w:tcW w:type="dxa" w:w="1200"/>
+            <w:gridSpan w:val="1"/>
+            <w:tcBorders>
+              <w:top w:val="single" w:color="000000" w:sz="1"/>
+              <w:left w:val="single" w:color="000000" w:sz="1"/>
+              <w:bottom w:val="single" w:color="000000" w:sz="1"/>
+              <w:right w:val="single" w:color="000000" w:sz="1"/>
+            </w:tcBorders>
+            <w:vAlign w:val="center"/>
+          </w:tcPr>
+          <w:p>
+            <w:pPr>
+              <w:jc w:val="center"/>
+            </w:pPr>
+            <w:r>
+              <w:rPr>
+                <w:rFonts w:ascii="Times New Roman" w:cs="Times New Roman" w:eastAsia="Times New Roman" w:hAnsi="Times New Roman"/>
+                <w:b w:val="false"/>
+                <w:bCs w:val="false"/>
+                <w:sz w:val="18"/>
+                <w:szCs w:val="18"/>
+              </w:rPr>
+              <w:t xml:space="preserve">10</w:t>
+            </w:r>
+          </w:p>
+        </w:tc>
+        <w:tc>
+          <w:tcPr>
+            <w:tcW w:type="dxa" w:w="1500"/>
+            <w:gridSpan w:val="1"/>
+            <w:tcBorders>
+              <w:top w:val="single" w:color="000000" w:sz="1"/>
+              <w:left w:val="single" w:color="000000" w:sz="1"/>
+              <w:bottom w:val="single" w:color="000000" w:sz="1"/>
+              <w:right w:val="single" w:color="000000" w:sz="1"/>
+            </w:tcBorders>
+            <w:vAlign w:val="center"/>
+          </w:tcPr>
+          <w:p>
+            <w:pPr>
+              <w:jc w:val="center"/>
+            </w:pPr>
+            <w:r>
+              <w:rPr>
+                <w:rFonts w:ascii="Times New Roman" w:cs="Times New Roman" w:eastAsia="Times New Roman" w:hAnsi="Times New Roman"/>
+                <w:b w:val="false"/>
+                <w:bCs w:val="false"/>
+                <w:sz w:val="16"/>
+                <w:szCs w:val="16"/>
+              </w:rPr>
+              <w:t xml:space="preserve">Разработчик</w:t>
+            </w:r>
+          </w:p>
+        </w:tc>
+      </w:tr>
+      <w:tr>
+        <w:tc>
+          <w:tcPr>
+            <w:tcW w:type="dxa" w:w="600"/>
+            <w:gridSpan w:val="1"/>
+            <w:tcBorders>
+              <w:top w:val="single" w:color="000000" w:sz="1"/>
+              <w:left w:val="single" w:color="000000" w:sz="1"/>
+              <w:bottom w:val="single" w:color="000000" w:sz="1"/>
+              <w:right w:val="single" w:color="000000" w:sz="1"/>
+            </w:tcBorders>
+            <w:vAlign w:val="center"/>
+          </w:tcPr>
+          <w:p>
+            <w:pPr>
+              <w:jc w:val="center"/>
+            </w:pPr>
+            <w:r>
+              <w:rPr>
+                <w:rFonts w:ascii="Times New Roman" w:cs="Times New Roman" w:eastAsia="Times New Roman" w:hAnsi="Times New Roman"/>
+                <w:b w:val="false"/>
+                <w:bCs w:val="false"/>
+                <w:sz w:val="18"/>
+                <w:szCs w:val="18"/>
+              </w:rPr>
+              <w:t xml:space="preserve">5</w:t>
+            </w:r>
+          </w:p>
+        </w:tc>
+        <w:tc>
+          <w:tcPr>
+            <w:tcW w:type="dxa" w:w="3400"/>
+            <w:gridSpan w:val="1"/>
+            <w:tcBorders>
+              <w:top w:val="single" w:color="000000" w:sz="1"/>
+              <w:left w:val="single" w:color="000000" w:sz="1"/>
+              <w:bottom w:val="single" w:color="000000" w:sz="1"/>
+              <w:right w:val="single" w:color="000000" w:sz="1"/>
+            </w:tcBorders>
+            <w:vAlign w:val="center"/>
+          </w:tcPr>
+          <w:p>
+            <w:pPr>
+              <w:jc w:val="left"/>
+            </w:pPr>
+            <w:r>
+              <w:rPr>
+                <w:rFonts w:ascii="Times New Roman" w:cs="Times New Roman" w:eastAsia="Times New Roman" w:hAnsi="Times New Roman"/>
+                <w:b w:val="false"/>
+                <w:bCs w:val="false"/>
+                <w:sz w:val="18"/>
+                <w:szCs w:val="18"/>
+              </w:rPr>
+              <w:t xml:space="preserve">Тестирование и отладка</w:t>
+            </w:r>
+          </w:p>
+        </w:tc>
+        <w:tc>
+          <w:tcPr>
+            <w:tcW w:type="dxa" w:w="1400"/>
+            <w:gridSpan w:val="1"/>
+            <w:tcBorders>
+              <w:top w:val="single" w:color="000000" w:sz="1"/>
+              <w:left w:val="single" w:color="000000" w:sz="1"/>
+              <w:bottom w:val="single" w:color="000000" w:sz="1"/>
+              <w:right w:val="single" w:color="000000" w:sz="1"/>
+            </w:tcBorders>
+            <w:vAlign w:val="center"/>
+          </w:tcPr>
+          <w:p>
+            <w:pPr>
+              <w:jc w:val="center"/>
+            </w:pPr>
+            <w:r>
+              <w:rPr>
+                <w:rFonts w:ascii="Times New Roman" w:cs="Times New Roman" w:eastAsia="Times New Roman" w:hAnsi="Times New Roman"/>
+                <w:b w:val="false"/>
+                <w:bCs w:val="false"/>
+                <w:sz w:val="16"/>
+                <w:szCs w:val="16"/>
+              </w:rPr>
+              <w:t xml:space="preserve">08.12.2026</w:t>
+            </w:r>
+          </w:p>
+        </w:tc>
+        <w:tc>
+          <w:tcPr>
+            <w:tcW w:type="dxa" w:w="1400"/>
+            <w:gridSpan w:val="1"/>
+            <w:tcBorders>
+              <w:top w:val="single" w:color="000000" w:sz="1"/>
+              <w:left w:val="single" w:color="000000" w:sz="1"/>
+              <w:bottom w:val="single" w:color="000000" w:sz="1"/>
+              <w:right w:val="single" w:color="000000" w:sz="1"/>
+            </w:tcBorders>
+            <w:vAlign w:val="center"/>
+          </w:tcPr>
+          <w:p>
+            <w:pPr>
+              <w:jc w:val="center"/>
+            </w:pPr>
+            <w:r>
+              <w:rPr>
+                <w:rFonts w:ascii="Times New Roman" w:cs="Times New Roman" w:eastAsia="Times New Roman" w:hAnsi="Times New Roman"/>
+                <w:b w:val="false"/>
+                <w:bCs w:val="false"/>
+                <w:sz w:val="16"/>
+                <w:szCs w:val="16"/>
+              </w:rPr>
+              <w:t xml:space="preserve">12.12.2026</w:t>
+            </w:r>
+          </w:p>
+        </w:tc>
+        <w:tc>
+          <w:tcPr>
+            <w:tcW w:type="dxa" w:w="1200"/>
+            <w:gridSpan w:val="1"/>
+            <w:tcBorders>
+              <w:top w:val="single" w:color="000000" w:sz="1"/>
+              <w:left w:val="single" w:color="000000" w:sz="1"/>
+              <w:bottom w:val="single" w:color="000000" w:sz="1"/>
+              <w:right w:val="single" w:color="000000" w:sz="1"/>
+            </w:tcBorders>
+            <w:vAlign w:val="center"/>
+          </w:tcPr>
+          <w:p>
+            <w:pPr>
+              <w:jc w:val="center"/>
+            </w:pPr>
+            <w:r>
+              <w:rPr>
+                <w:rFonts w:ascii="Times New Roman" w:cs="Times New Roman" w:eastAsia="Times New Roman" w:hAnsi="Times New Roman"/>
+                <w:b w:val="false"/>
+                <w:bCs w:val="false"/>
+                <w:sz w:val="18"/>
+                <w:szCs w:val="18"/>
+              </w:rPr>
+              <w:t xml:space="preserve">5</w:t>
+            </w:r>
+          </w:p>
+        </w:tc>
+        <w:tc>
+          <w:tcPr>
+            <w:tcW w:type="dxa" w:w="1500"/>
+            <w:gridSpan w:val="1"/>
+            <w:tcBorders>
+              <w:top w:val="single" w:color="000000" w:sz="1"/>
+              <w:left w:val="single" w:color="000000" w:sz="1"/>
+              <w:bottom w:val="single" w:color="000000" w:sz="1"/>
+              <w:right w:val="single" w:color="000000" w:sz="1"/>
+            </w:tcBorders>
+            <w:vAlign w:val="center"/>
+          </w:tcPr>
+          <w:p>
+            <w:pPr>
+              <w:jc w:val="center"/>
+            </w:pPr>
+            <w:r>
+              <w:rPr>
+                <w:rFonts w:ascii="Times New Roman" w:cs="Times New Roman" w:eastAsia="Times New Roman" w:hAnsi="Times New Roman"/>
+                <w:b w:val="false"/>
+                <w:bCs w:val="false"/>
+                <w:sz w:val="16"/>
+                <w:szCs w:val="16"/>
+              </w:rPr>
+              <w:t xml:space="preserve">Тестировщик</w:t>
+            </w:r>
+          </w:p>
+        </w:tc>
+      </w:tr>
+      <w:tr>
+        <w:tc>
+          <w:tcPr>
+            <w:tcW w:type="dxa" w:w="600"/>
+            <w:gridSpan w:val="1"/>
+            <w:tcBorders>
+              <w:top w:val="single" w:color="000000" w:sz="1"/>
+              <w:left w:val="single" w:color="000000" w:sz="1"/>
+              <w:bottom w:val="single" w:color="000000" w:sz="1"/>
+              <w:right w:val="single" w:color="000000" w:sz="1"/>
+            </w:tcBorders>
+            <w:vAlign w:val="center"/>
+          </w:tcPr>
+          <w:p>
+            <w:pPr>
+              <w:jc w:val="center"/>
+            </w:pPr>
+            <w:r>
+              <w:rPr>
+                <w:rFonts w:ascii="Times New Roman" w:cs="Times New Roman" w:eastAsia="Times New Roman" w:hAnsi="Times New Roman"/>
+                <w:b w:val="false"/>
+                <w:bCs w:val="false"/>
+                <w:sz w:val="18"/>
+                <w:szCs w:val="18"/>
+              </w:rPr>
+              <w:t xml:space="preserve">6</w:t>
+            </w:r>
+          </w:p>
+        </w:tc>
+        <w:tc>
+          <w:tcPr>
+            <w:tcW w:type="dxa" w:w="3400"/>
+            <w:gridSpan w:val="1"/>
+            <w:tcBorders>
+              <w:top w:val="single" w:color="000000" w:sz="1"/>
+              <w:left w:val="single" w:color="000000" w:sz="1"/>
+              <w:bottom w:val="single" w:color="000000" w:sz="1"/>
+              <w:right w:val="single" w:color="000000" w:sz="1"/>
+            </w:tcBorders>
+            <w:vAlign w:val="center"/>
+          </w:tcPr>
+          <w:p>
+            <w:pPr>
+              <w:jc w:val="left"/>
+            </w:pPr>
+            <w:r>
+              <w:rPr>
+                <w:rFonts w:ascii="Times New Roman" w:cs="Times New Roman" w:eastAsia="Times New Roman" w:hAnsi="Times New Roman"/>
+                <w:b w:val="false"/>
+                <w:bCs w:val="false"/>
+                <w:sz w:val="18"/>
+                <w:szCs w:val="18"/>
+              </w:rPr>
+              <w:t xml:space="preserve">Документация и обучение</w:t>
+            </w:r>
+          </w:p>
+        </w:tc>
+        <w:tc>
+          <w:tcPr>
+            <w:tcW w:type="dxa" w:w="1400"/>
+            <w:gridSpan w:val="1"/>
+            <w:tcBorders>
+              <w:top w:val="single" w:color="000000" w:sz="1"/>
+              <w:left w:val="single" w:color="000000" w:sz="1"/>
+              <w:bottom w:val="single" w:color="000000" w:sz="1"/>
+              <w:right w:val="single" w:color="000000" w:sz="1"/>
+            </w:tcBorders>
+            <w:vAlign w:val="center"/>
+          </w:tcPr>
+          <w:p>
+            <w:pPr>
+              <w:jc w:val="center"/>
+            </w:pPr>
+            <w:r>
+              <w:rPr>
+                <w:rFonts w:ascii="Times New Roman" w:cs="Times New Roman" w:eastAsia="Times New Roman" w:hAnsi="Times New Roman"/>
+                <w:b w:val="false"/>
+                <w:bCs w:val="false"/>
+                <w:sz w:val="16"/>
+                <w:szCs w:val="16"/>
+              </w:rPr>
+              <w:t xml:space="preserve">15.12.2026</w:t>
+            </w:r>
+          </w:p>
+        </w:tc>
+        <w:tc>
+          <w:tcPr>
+            <w:tcW w:type="dxa" w:w="1400"/>
+            <w:gridSpan w:val="1"/>
+            <w:tcBorders>
+              <w:top w:val="single" w:color="000000" w:sz="1"/>
+              <w:left w:val="single" w:color="000000" w:sz="1"/>
+              <w:bottom w:val="single" w:color="000000" w:sz="1"/>
+              <w:right w:val="single" w:color="000000" w:sz="1"/>
+            </w:tcBorders>
+            <w:vAlign w:val="center"/>
+          </w:tcPr>
+          <w:p>
+            <w:pPr>
+              <w:jc w:val="center"/>
+            </w:pPr>
+            <w:r>
+              <w:rPr>
+                <w:rFonts w:ascii="Times New Roman" w:cs="Times New Roman" w:eastAsia="Times New Roman" w:hAnsi="Times New Roman"/>
+                <w:b w:val="false"/>
+                <w:bCs w:val="false"/>
+                <w:sz w:val="16"/>
+                <w:szCs w:val="16"/>
+              </w:rPr>
+              <w:t xml:space="preserve">19.12.2026</w:t>
+            </w:r>
+          </w:p>
+        </w:tc>
+        <w:tc>
+          <w:tcPr>
+            <w:tcW w:type="dxa" w:w="1200"/>
+            <w:gridSpan w:val="1"/>
+            <w:tcBorders>
+              <w:top w:val="single" w:color="000000" w:sz="1"/>
+              <w:left w:val="single" w:color="000000" w:sz="1"/>
+              <w:bottom w:val="single" w:color="000000" w:sz="1"/>
+              <w:right w:val="single" w:color="000000" w:sz="1"/>
+            </w:tcBorders>
+            <w:vAlign w:val="center"/>
+          </w:tcPr>
+          <w:p>
+            <w:pPr>
+              <w:jc w:val="center"/>
+            </w:pPr>
+            <w:r>
+              <w:rPr>
+                <w:rFonts w:ascii="Times New Roman" w:cs="Times New Roman" w:eastAsia="Times New Roman" w:hAnsi="Times New Roman"/>
+                <w:b w:val="false"/>
+                <w:bCs w:val="false"/>
+                <w:sz w:val="18"/>
+                <w:szCs w:val="18"/>
+              </w:rPr>
+              <w:t xml:space="preserve">5</w:t>
+            </w:r>
+          </w:p>
+        </w:tc>
+        <w:tc>
+          <w:tcPr>
+            <w:tcW w:type="dxa" w:w="1500"/>
+            <w:gridSpan w:val="1"/>
+            <w:tcBorders>
+              <w:top w:val="single" w:color="000000" w:sz="1"/>
+              <w:left w:val="single" w:color="000000" w:sz="1"/>
+              <w:bottom w:val="single" w:color="000000" w:sz="1"/>
+              <w:right w:val="single" w:color="000000" w:sz="1"/>
+            </w:tcBorders>
+            <w:vAlign w:val="center"/>
+          </w:tcPr>
+          <w:p>
+            <w:pPr>
+              <w:jc w:val="center"/>
+            </w:pPr>
+            <w:r>
+              <w:rPr>
+                <w:rFonts w:ascii="Times New Roman" w:cs="Times New Roman" w:eastAsia="Times New Roman" w:hAnsi="Times New Roman"/>
+                <w:b w:val="false"/>
+                <w:bCs w:val="false"/>
+                <w:sz w:val="16"/>
+                <w:szCs w:val="16"/>
+              </w:rPr>
+              <w:t xml:space="preserve">Аналитик</w:t>
+            </w:r>
+          </w:p>
+        </w:tc>
+      </w:tr>
+      <w:tr>
+        <w:tc>
+          <w:tcPr>
+            <w:tcW w:type="dxa" w:w="600"/>
+            <w:gridSpan w:val="1"/>
+            <w:tcBorders>
+              <w:top w:val="single" w:color="000000" w:sz="1"/>
+              <w:left w:val="single" w:color="000000" w:sz="1"/>
+              <w:bottom w:val="single" w:color="000000" w:sz="1"/>
+              <w:right w:val="single" w:color="000000" w:sz="1"/>
+            </w:tcBorders>
+            <w:vAlign w:val="center"/>
+          </w:tcPr>
+          <w:p>
+            <w:pPr>
+              <w:jc w:val="center"/>
+            </w:pPr>
+            <w:r>
+              <w:rPr>
+                <w:rFonts w:ascii="Times New Roman" w:cs="Times New Roman" w:eastAsia="Times New Roman" w:hAnsi="Times New Roman"/>
+                <w:b w:val="false"/>
+                <w:bCs w:val="false"/>
+                <w:sz w:val="18"/>
+                <w:szCs w:val="18"/>
+              </w:rPr>
+              <w:t xml:space="preserve">7</w:t>
+            </w:r>
+          </w:p>
+        </w:tc>
+        <w:tc>
+          <w:tcPr>
+            <w:tcW w:type="dxa" w:w="3400"/>
+            <w:gridSpan w:val="1"/>
+            <w:tcBorders>
+              <w:top w:val="single" w:color="000000" w:sz="1"/>
+              <w:left w:val="single" w:color="000000" w:sz="1"/>
+              <w:bottom w:val="single" w:color="000000" w:sz="1"/>
+              <w:right w:val="single" w:color="000000" w:sz="1"/>
+            </w:tcBorders>
+            <w:vAlign w:val="center"/>
+          </w:tcPr>
+          <w:p>
+            <w:pPr>
+              <w:jc w:val="left"/>
+            </w:pPr>
+            <w:r>
+              <w:rPr>
+                <w:rFonts w:ascii="Times New Roman" w:cs="Times New Roman" w:eastAsia="Times New Roman" w:hAnsi="Times New Roman"/>
+                <w:b w:val="false"/>
+                <w:bCs w:val="false"/>
+                <w:sz w:val="18"/>
+                <w:szCs w:val="18"/>
+              </w:rPr>
+              <w:t xml:space="preserve">Опытная эксплуатация</w:t>
+            </w:r>
+          </w:p>
+        </w:tc>
+        <w:tc>
+          <w:tcPr>
+            <w:tcW w:type="dxa" w:w="1400"/>
+            <w:gridSpan w:val="1"/>
+            <w:tcBorders>
+              <w:top w:val="single" w:color="000000" w:sz="1"/>
+              <w:left w:val="single" w:color="000000" w:sz="1"/>
+              <w:bottom w:val="single" w:color="000000" w:sz="1"/>
+              <w:right w:val="single" w:color="000000" w:sz="1"/>
+            </w:tcBorders>
+            <w:vAlign w:val="center"/>
+          </w:tcPr>
+          <w:p>
+            <w:pPr>
+              <w:jc w:val="center"/>
+            </w:pPr>
+            <w:r>
+              <w:rPr>
+                <w:rFonts w:ascii="Times New Roman" w:cs="Times New Roman" w:eastAsia="Times New Roman" w:hAnsi="Times New Roman"/>
+                <w:b w:val="false"/>
+                <w:bCs w:val="false"/>
+                <w:sz w:val="16"/>
+                <w:szCs w:val="16"/>
+              </w:rPr>
+              <w:t xml:space="preserve">22.12.2026</w:t>
+            </w:r>
+          </w:p>
+        </w:tc>
+        <w:tc>
+          <w:tcPr>
+            <w:tcW w:type="dxa" w:w="1400"/>
+            <w:gridSpan w:val="1"/>
+            <w:tcBorders>
+              <w:top w:val="single" w:color="000000" w:sz="1"/>
+              <w:left w:val="single" w:color="000000" w:sz="1"/>
+              <w:bottom w:val="single" w:color="000000" w:sz="1"/>
+              <w:right w:val="single" w:color="000000" w:sz="1"/>
+            </w:tcBorders>
+            <w:vAlign w:val="center"/>
+          </w:tcPr>
+          <w:p>
+            <w:pPr>
+              <w:jc w:val="center"/>
+            </w:pPr>
+            <w:r>
+              <w:rPr>
+                <w:rFonts w:ascii="Times New Roman" w:cs="Times New Roman" w:eastAsia="Times New Roman" w:hAnsi="Times New Roman"/>
+                <w:b w:val="false"/>
+                <w:bCs w:val="false"/>
+                <w:sz w:val="16"/>
+                <w:szCs w:val="16"/>
+              </w:rPr>
+              <w:t xml:space="preserve">26.12.2026</w:t>
+            </w:r>
+          </w:p>
+        </w:tc>
+        <w:tc>
+          <w:tcPr>
+            <w:tcW w:type="dxa" w:w="1200"/>
+            <w:gridSpan w:val="1"/>
+            <w:tcBorders>
+              <w:top w:val="single" w:color="000000" w:sz="1"/>
+              <w:left w:val="single" w:color="000000" w:sz="1"/>
+              <w:bottom w:val="single" w:color="000000" w:sz="1"/>
+              <w:right w:val="single" w:color="000000" w:sz="1"/>
+            </w:tcBorders>
+            <w:vAlign w:val="center"/>
+          </w:tcPr>
+          <w:p>
+            <w:pPr>
+              <w:jc w:val="center"/>
+            </w:pPr>
+            <w:r>
+              <w:rPr>
+                <w:rFonts w:ascii="Times New Roman" w:cs="Times New Roman" w:eastAsia="Times New Roman" w:hAnsi="Times New Roman"/>
+                <w:b w:val="false"/>
+                <w:bCs w:val="false"/>
+                <w:sz w:val="18"/>
+                <w:szCs w:val="18"/>
+              </w:rPr>
+              <w:t xml:space="preserve">5</w:t>
+            </w:r>
+          </w:p>
+        </w:tc>
+        <w:tc>
+          <w:tcPr>
+            <w:tcW w:type="dxa" w:w="1500"/>
+            <w:gridSpan w:val="1"/>
+            <w:tcBorders>
+              <w:top w:val="single" w:color="000000" w:sz="1"/>
+              <w:left w:val="single" w:color="000000" w:sz="1"/>
+              <w:bottom w:val="single" w:color="000000" w:sz="1"/>
+              <w:right w:val="single" w:color="000000" w:sz="1"/>
+            </w:tcBorders>
+            <w:vAlign w:val="center"/>
+          </w:tcPr>
+          <w:p>
+            <w:pPr>
+              <w:jc w:val="center"/>
+            </w:pPr>
+            <w:r>
+              <w:rPr>
+                <w:rFonts w:ascii="Times New Roman" w:cs="Times New Roman" w:eastAsia="Times New Roman" w:hAnsi="Times New Roman"/>
+                <w:b w:val="false"/>
+                <w:bCs w:val="false"/>
+                <w:sz w:val="16"/>
+                <w:szCs w:val="16"/>
+              </w:rPr>
+              <w:t xml:space="preserve">Администратор</w:t>
+            </w:r>
+          </w:p>
+        </w:tc>
+      </w:tr>
+      <w:tr>
+        <w:tc>
+          <w:tcPr>
+            <w:tcW w:type="dxa" w:w="600"/>
+            <w:gridSpan w:val="1"/>
+            <w:tcBorders>
+              <w:top w:val="single" w:color="000000" w:sz="1"/>
+              <w:left w:val="single" w:color="000000" w:sz="1"/>
+              <w:bottom w:val="single" w:color="000000" w:sz="1"/>
+              <w:right w:val="single" w:color="000000" w:sz="1"/>
+            </w:tcBorders>
+            <w:vAlign w:val="center"/>
+          </w:tcPr>
+          <w:p>
+            <w:pPr>
+              <w:jc w:val="center"/>
+            </w:pPr>
+            <w:r>
+              <w:rPr>
+                <w:rFonts w:ascii="Times New Roman" w:cs="Times New Roman" w:eastAsia="Times New Roman" w:hAnsi="Times New Roman"/>
+                <w:b w:val="false"/>
+                <w:bCs w:val="false"/>
+                <w:sz w:val="18"/>
+                <w:szCs w:val="18"/>
+              </w:rPr>
+              <w:t xml:space="preserve">8</w:t>
+            </w:r>
+          </w:p>
+        </w:tc>
+        <w:tc>
+          <w:tcPr>
+            <w:tcW w:type="dxa" w:w="3400"/>
+            <w:gridSpan w:val="1"/>
+            <w:tcBorders>
+              <w:top w:val="single" w:color="000000" w:sz="1"/>
+              <w:left w:val="single" w:color="000000" w:sz="1"/>
+              <w:bottom w:val="single" w:color="000000" w:sz="1"/>
+              <w:right w:val="single" w:color="000000" w:sz="1"/>
+            </w:tcBorders>
+            <w:vAlign w:val="center"/>
+          </w:tcPr>
+          <w:p>
+            <w:pPr>
+              <w:jc w:val="left"/>
+            </w:pPr>
+            <w:r>
+              <w:rPr>
+                <w:rFonts w:ascii="Times New Roman" w:cs="Times New Roman" w:eastAsia="Times New Roman" w:hAnsi="Times New Roman"/>
+                <w:b w:val="false"/>
+                <w:bCs w:val="false"/>
+                <w:sz w:val="18"/>
+                <w:szCs w:val="18"/>
+              </w:rPr>
+              <w:t xml:space="preserve">Ввод в промышленную эксплуатацию</w:t>
+            </w:r>
+          </w:p>
+        </w:tc>
+        <w:tc>
+          <w:tcPr>
+            <w:tcW w:type="dxa" w:w="1400"/>
+            <w:gridSpan w:val="1"/>
+            <w:tcBorders>
+              <w:top w:val="single" w:color="000000" w:sz="1"/>
+              <w:left w:val="single" w:color="000000" w:sz="1"/>
+              <w:bottom w:val="single" w:color="000000" w:sz="1"/>
+              <w:right w:val="single" w:color="000000" w:sz="1"/>
+            </w:tcBorders>
+            <w:vAlign w:val="center"/>
+          </w:tcPr>
+          <w:p>
+            <w:pPr>
+              <w:jc w:val="center"/>
+            </w:pPr>
+            <w:r>
+              <w:rPr>
+                <w:rFonts w:ascii="Times New Roman" w:cs="Times New Roman" w:eastAsia="Times New Roman" w:hAnsi="Times New Roman"/>
+                <w:b w:val="false"/>
+                <w:bCs w:val="false"/>
+                <w:sz w:val="16"/>
+                <w:szCs w:val="16"/>
+              </w:rPr>
+              <w:t xml:space="preserve">29.12.2026</w:t>
+            </w:r>
+          </w:p>
+        </w:tc>
+        <w:tc>
+          <w:tcPr>
+            <w:tcW w:type="dxa" w:w="1400"/>
+            <w:gridSpan w:val="1"/>
+            <w:tcBorders>
+              <w:top w:val="single" w:color="000000" w:sz="1"/>
+              <w:left w:val="single" w:color="000000" w:sz="1"/>
+              <w:bottom w:val="single" w:color="000000" w:sz="1"/>
+              <w:right w:val="single" w:color="000000" w:sz="1"/>
+            </w:tcBorders>
+            <w:vAlign w:val="center"/>
+          </w:tcPr>
+          <w:p>
+            <w:pPr>
+              <w:jc w:val="center"/>
+            </w:pPr>
+            <w:r>
+              <w:rPr>
+                <w:rFonts w:ascii="Times New Roman" w:cs="Times New Roman" w:eastAsia="Times New Roman" w:hAnsi="Times New Roman"/>
+                <w:b w:val="false"/>
+                <w:bCs w:val="false"/>
+                <w:sz w:val="16"/>
+                <w:szCs w:val="16"/>
+              </w:rPr>
+              <w:t xml:space="preserve">30.12.2026</w:t>
+            </w:r>
+          </w:p>
+        </w:tc>
+        <w:tc>
+          <w:tcPr>
+            <w:tcW w:type="dxa" w:w="1200"/>
+            <w:gridSpan w:val="1"/>
+            <w:tcBorders>
+              <w:top w:val="single" w:color="000000" w:sz="1"/>
+              <w:left w:val="single" w:color="000000" w:sz="1"/>
+              <w:bottom w:val="single" w:color="000000" w:sz="1"/>
+              <w:right w:val="single" w:color="000000" w:sz="1"/>
+            </w:tcBorders>
+            <w:vAlign w:val="center"/>
+          </w:tcPr>
+          <w:p>
+            <w:pPr>
+              <w:jc w:val="center"/>
+            </w:pPr>
+            <w:r>
+              <w:rPr>
+                <w:rFonts w:ascii="Times New Roman" w:cs="Times New Roman" w:eastAsia="Times New Roman" w:hAnsi="Times New Roman"/>
+                <w:b w:val="false"/>
+                <w:bCs w:val="false"/>
+                <w:sz w:val="18"/>
+                <w:szCs w:val="18"/>
+              </w:rPr>
+              <w:t xml:space="preserve">2</w:t>
+            </w:r>
+          </w:p>
+        </w:tc>
+        <w:tc>
+          <w:tcPr>
+            <w:tcW w:type="dxa" w:w="1500"/>
+            <w:gridSpan w:val="1"/>
+            <w:tcBorders>
+              <w:top w:val="single" w:color="000000" w:sz="1"/>
+              <w:left w:val="single" w:color="000000" w:sz="1"/>
+              <w:bottom w:val="single" w:color="000000" w:sz="1"/>
+              <w:right w:val="single" w:color="000000" w:sz="1"/>
+            </w:tcBorders>
+            <w:vAlign w:val="center"/>
+          </w:tcPr>
+          <w:p>
+            <w:pPr>
+              <w:jc w:val="center"/>
+            </w:pPr>
+            <w:r>
+              <w:rPr>
+                <w:rFonts w:ascii="Times New Roman" w:cs="Times New Roman" w:eastAsia="Times New Roman" w:hAnsi="Times New Roman"/>
+                <w:b w:val="false"/>
+                <w:bCs w:val="false"/>
+                <w:sz w:val="16"/>
+                <w:szCs w:val="16"/>
+              </w:rPr>
+              <w:t xml:space="preserve">Руководитель</w:t>
+            </w:r>
+          </w:p>
+        </w:tc>
+      </w:tr>
+    </w:tbl>
+    <w:p/>
+    <w:p>
+      <w:pPr>
+        <w:spacing w:after="100" w:line="360"/>
+        <w:jc w:val="both"/>
+      </w:pPr>
+      <w:r>
+        <w:rPr>
+          <w:rFonts w:ascii="Times New Roman" w:cs="Times New Roman" w:eastAsia="Times New Roman" w:hAnsi="Times New Roman"/>
+          <w:b/>
+          <w:bCs/>
+          <w:sz w:val="24"/>
+          <w:szCs w:val="24"/>
+        </w:rPr>
+        <w:t xml:space="preserve">Общая продолжительность: 42 рабочих дня (8 недель).</w:t>
+      </w:r>
+    </w:p>
+    <w:p>
+      <w:r>
+        <w:br w:type="page"/>
+      </w:r>
+    </w:p>
+    <w:p>
+      <w:pPr>
+        <w:pStyle w:val="Heading1"/>
+        <w:spacing w:after="160" w:before="280"/>
+      </w:pPr>
+      <w:r>
+        <w:rPr>
+          <w:rFonts w:ascii="Times New Roman" w:cs="Times New Roman" w:eastAsia="Times New Roman" w:hAnsi="Times New Roman"/>
+          <w:b/>
+          <w:bCs/>
+          <w:sz w:val="28"/>
+          <w:szCs w:val="28"/>
+        </w:rPr>
+        <w:t xml:space="preserve">3. Информационная система для учёта техники в техникуме</w:t>
+      </w:r>
+    </w:p>
+    <w:p>
+      <w:pPr>
+        <w:pStyle w:val="Heading2"/>
+        <w:spacing w:after="120" w:before="200"/>
+      </w:pPr>
+      <w:r>
+        <w:rPr>
+          <w:rFonts w:ascii="Times New Roman" w:cs="Times New Roman" w:eastAsia="Times New Roman" w:hAnsi="Times New Roman"/>
+          <w:b/>
+          <w:bCs/>
+          <w:sz w:val="26"/>
+          <w:szCs w:val="26"/>
+        </w:rPr>
+        <w:t xml:space="preserve">3.1. Назначение и цели</w:t>
+      </w:r>
+    </w:p>
+    <w:p>
+      <w:pPr>
+        <w:spacing w:after="100" w:line="360"/>
+        <w:ind w:firstLine="708"/>
+        <w:jc w:val="both"/>
+      </w:pPr>
+      <w:r>
+        <w:rPr>
+          <w:rFonts w:ascii="Times New Roman" w:cs="Times New Roman" w:eastAsia="Times New Roman" w:hAnsi="Times New Roman"/>
+          <w:b w:val="false"/>
+          <w:bCs w:val="false"/>
+          <w:sz w:val="24"/>
+          <w:szCs w:val="24"/>
+        </w:rPr>
+        <w:t xml:space="preserve">ИС «Учёт техники» предназначена для автоматизации учёта, контроля и анализа состояния компьютерной и оргтехники в техникуме. Цели: единый реестр, учёт перемещений и ремонтов, контроль гарантий, формирование отчётности.</w:t>
+      </w:r>
+    </w:p>
+    <w:p>
+      <w:pPr>
+        <w:pStyle w:val="Heading2"/>
+        <w:spacing w:after="120" w:before="200"/>
+      </w:pPr>
+      <w:r>
+        <w:rPr>
+          <w:rFonts w:ascii="Times New Roman" w:cs="Times New Roman" w:eastAsia="Times New Roman" w:hAnsi="Times New Roman"/>
+          <w:b/>
+          <w:bCs/>
+          <w:sz w:val="26"/>
+          <w:szCs w:val="26"/>
+        </w:rPr>
+        <w:t xml:space="preserve">3.2. Архитектура и структура базы данных</w:t>
+      </w:r>
+    </w:p>
+    <w:p>
+      <w:pPr>
+        <w:spacing w:after="100" w:line="360"/>
+        <w:ind w:firstLine="708"/>
+        <w:jc w:val="both"/>
+      </w:pPr>
+      <w:r>
+        <w:rPr>
+          <w:rFonts w:ascii="Times New Roman" w:cs="Times New Roman" w:eastAsia="Times New Roman" w:hAnsi="Times New Roman"/>
+          <w:b w:val="false"/>
+          <w:bCs w:val="false"/>
+          <w:sz w:val="24"/>
+          <w:szCs w:val="24"/>
+        </w:rPr>
+        <w:t xml:space="preserve">Система реализована как веб-приложение (HTML + JavaScript) с хранением данных в localStorage браузера. Основные таблицы: Техника, ТипыТехники, Кабинеты, МОЛ, Перемещения, Ремонты, Списания, Пользователи.</w:t>
+      </w:r>
+    </w:p>
+    <w:p>
+      <w:pPr>
+        <w:pStyle w:val="Heading2"/>
+        <w:spacing w:after="120" w:before="200"/>
+      </w:pPr>
+      <w:r>
+        <w:rPr>
+          <w:rFonts w:ascii="Times New Roman" w:cs="Times New Roman" w:eastAsia="Times New Roman" w:hAnsi="Times New Roman"/>
+          <w:b/>
+          <w:bCs/>
+          <w:sz w:val="26"/>
+          <w:szCs w:val="26"/>
+        </w:rPr>
+        <w:t xml:space="preserve">3.3. Роли пользователей</w:t>
+      </w:r>
+    </w:p>
+    <w:p>
+      <w:pPr>
+        <w:spacing w:after="100" w:line="360"/>
+        <w:ind w:firstLine="708"/>
+        <w:jc w:val="both"/>
+      </w:pPr>
+      <w:r>
+        <w:rPr>
+          <w:rFonts w:ascii="Times New Roman" w:cs="Times New Roman" w:eastAsia="Times New Roman" w:hAnsi="Times New Roman"/>
+          <w:b w:val="false"/>
+          <w:bCs w:val="false"/>
+          <w:sz w:val="24"/>
+          <w:szCs w:val="24"/>
+        </w:rPr>
+        <w:t xml:space="preserve">Администратор — полный доступ, управление пользователями, резервное копирование. Оператор — добавление и изменение данных, отчёты. Пользователь (просмотр) — только чтение.</w:t>
+      </w:r>
+    </w:p>
+    <w:p>
+      <w:pPr>
+        <w:pStyle w:val="Heading2"/>
+        <w:spacing w:after="120" w:before="200"/>
+      </w:pPr>
+      <w:r>
+        <w:rPr>
+          <w:rFonts w:ascii="Times New Roman" w:cs="Times New Roman" w:eastAsia="Times New Roman" w:hAnsi="Times New Roman"/>
+          <w:b/>
+          <w:bCs/>
+          <w:sz w:val="26"/>
+          <w:szCs w:val="26"/>
+        </w:rPr>
+        <w:t xml:space="preserve">3.4. Скриншоты работы программы (каждый шаг)</w:t>
+      </w:r>
+    </w:p>
+    <w:p>
+      <w:pPr>
+        <w:spacing w:after="100" w:line="360"/>
+        <w:ind w:firstLine="708"/>
+        <w:jc w:val="both"/>
+      </w:pPr>
+      <w:r>
+        <w:rPr>
+          <w:rFonts w:ascii="Times New Roman" w:cs="Times New Roman" w:eastAsia="Times New Roman" w:hAnsi="Times New Roman"/>
+          <w:b w:val="false"/>
+          <w:bCs w:val="false"/>
+          <w:sz w:val="24"/>
+          <w:szCs w:val="24"/>
+        </w:rPr>
+        <w:t xml:space="preserve">Программа запускается файлом is_uchet_tehniki/index.html. Логин: admin / admin (или operator / operator).</w:t>
       </w:r>
     </w:p>
     <w:p>
@@ -972,7 +2738,7 @@
           <w:sz w:val="24"/>
           <w:szCs w:val="24"/>
         </w:rPr>
-        <w:t xml:space="preserve">1.4.3. Процесс инвентаризации</w:t>
+        <w:t xml:space="preserve">Шаг 1. Экран авторизации</w:t>
       </w:r>
     </w:p>
     <w:p>
@@ -983,7 +2749,7 @@
       <w:r>
         <w:drawing>
           <wp:inline distT="0" distB="0" distL="0" distR="0">
-            <wp:extent cx="4572000" cy="2971800"/>
+            <wp:extent cx="4953000" cy="3219450"/>
             <wp:effectExtent t="0" r="0" b="0" l="0"/>
             <wp:docPr id="1" name="shot" descr="step" title="screenshot"/>
             <wp:cNvGraphicFramePr>
@@ -1008,7 +2774,7 @@
                   <pic:spPr bwMode="auto">
                     <a:xfrm>
                       <a:off x="0" y="0"/>
-                      <a:ext cx="4572000" cy="2971800"/>
+                      <a:ext cx="4953000" cy="3219450"/>
                     </a:xfrm>
                     <a:prstGeom prst="rect">
                       <a:avLst/>
@@ -1034,1805 +2800,23 @@
           <w:sz w:val="20"/>
           <w:szCs w:val="20"/>
         </w:rPr>
-        <w:t xml:space="preserve">Рисунок 1.3 — Бизнес-процесс инвентаризации техники</w:t>
-      </w:r>
-    </w:p>
-    <w:p>
-      <w:r>
-        <w:br w:type="page"/>
-      </w:r>
-    </w:p>
-    <w:p>
-      <w:pPr>
-        <w:pStyle w:val="Heading1"/>
-        <w:spacing w:after="160" w:before="280"/>
+        <w:t xml:space="preserve">Рисунок 3.1 — Окно входа в систему</w:t>
+      </w:r>
+    </w:p>
+    <w:p>
+      <w:pPr>
+        <w:pStyle w:val="Heading3"/>
+        <w:spacing w:after="100" w:before="160"/>
       </w:pPr>
       <w:r>
         <w:rPr>
           <w:rFonts w:ascii="Times New Roman" w:cs="Times New Roman" w:eastAsia="Times New Roman" w:hAnsi="Times New Roman"/>
           <w:b/>
           <w:bCs/>
-          <w:sz w:val="28"/>
-          <w:szCs w:val="28"/>
-        </w:rPr>
-        <w:t xml:space="preserve">2. График разработки и внедрения информационной системы</w:t>
-      </w:r>
-    </w:p>
-    <w:p>
-      <w:pPr>
-        <w:spacing w:after="100" w:line="360"/>
-        <w:ind w:firstLine="708"/>
-        <w:jc w:val="both"/>
-      </w:pPr>
-      <w:r>
-        <w:rPr>
-          <w:rFonts w:ascii="Times New Roman" w:cs="Times New Roman" w:eastAsia="Times New Roman" w:hAnsi="Times New Roman"/>
-          <w:b w:val="false"/>
-          <w:bCs w:val="false"/>
-          <w:sz w:val="24"/>
-          <w:szCs w:val="24"/>
-        </w:rPr>
-        <w:t xml:space="preserve">Разработка и внедрение ИС «Учёт техники» запланированы на 8 недель по каскадной модели с элементами итеративного подхода.</w:t>
-      </w:r>
-    </w:p>
-    <w:p>
-      <w:pPr>
-        <w:pStyle w:val="Heading2"/>
-        <w:spacing w:after="120" w:before="200"/>
-      </w:pPr>
-      <w:r>
-        <w:rPr>
-          <w:rFonts w:ascii="Times New Roman" w:cs="Times New Roman" w:eastAsia="Times New Roman" w:hAnsi="Times New Roman"/>
-          <w:b/>
-          <w:bCs/>
-          <w:sz w:val="26"/>
-          <w:szCs w:val="26"/>
-        </w:rPr>
-        <w:t xml:space="preserve">2.1. Календарный план-график</w:t>
-      </w:r>
-    </w:p>
-    <w:p/>
-    <w:tbl>
-      <w:tblPr>
-        <w:tblW w:type="dxa" w:w="9500"/>
-        <w:tblBorders>
-          <w:top w:val="single" w:color="auto" w:sz="4"/>
-          <w:left w:val="single" w:color="auto" w:sz="4"/>
-          <w:bottom w:val="single" w:color="auto" w:sz="4"/>
-          <w:right w:val="single" w:color="auto" w:sz="4"/>
-          <w:insideH w:val="single" w:color="auto" w:sz="4"/>
-          <w:insideV w:val="single" w:color="auto" w:sz="4"/>
-        </w:tblBorders>
-      </w:tblPr>
-      <w:tblGrid>
-        <w:gridCol w:w="600"/>
-        <w:gridCol w:w="3400"/>
-        <w:gridCol w:w="1400"/>
-        <w:gridCol w:w="1400"/>
-        <w:gridCol w:w="1200"/>
-        <w:gridCol w:w="1500"/>
-      </w:tblGrid>
-      <w:tr>
-        <w:tc>
-          <w:tcPr>
-            <w:tcW w:type="dxa" w:w="600"/>
-            <w:gridSpan w:val="1"/>
-            <w:tcBorders>
-              <w:top w:val="single" w:color="000000" w:sz="1"/>
-              <w:left w:val="single" w:color="000000" w:sz="1"/>
-              <w:bottom w:val="single" w:color="000000" w:sz="1"/>
-              <w:right w:val="single" w:color="000000" w:sz="1"/>
-            </w:tcBorders>
-            <w:shd w:fill="D6EAF8" w:val="clear"/>
-            <w:vAlign w:val="center"/>
-          </w:tcPr>
-          <w:p>
-            <w:pPr>
-              <w:jc w:val="center"/>
-            </w:pPr>
-            <w:r>
-              <w:rPr>
-                <w:rFonts w:ascii="Times New Roman" w:cs="Times New Roman" w:eastAsia="Times New Roman" w:hAnsi="Times New Roman"/>
-                <w:b/>
-                <w:bCs/>
-                <w:sz w:val="17"/>
-                <w:szCs w:val="17"/>
-              </w:rPr>
-              <w:t xml:space="preserve">№</w:t>
-            </w:r>
-          </w:p>
-        </w:tc>
-        <w:tc>
-          <w:tcPr>
-            <w:tcW w:type="dxa" w:w="3400"/>
-            <w:gridSpan w:val="1"/>
-            <w:tcBorders>
-              <w:top w:val="single" w:color="000000" w:sz="1"/>
-              <w:left w:val="single" w:color="000000" w:sz="1"/>
-              <w:bottom w:val="single" w:color="000000" w:sz="1"/>
-              <w:right w:val="single" w:color="000000" w:sz="1"/>
-            </w:tcBorders>
-            <w:shd w:fill="D6EAF8" w:val="clear"/>
-            <w:vAlign w:val="center"/>
-          </w:tcPr>
-          <w:p>
-            <w:pPr>
-              <w:jc w:val="center"/>
-            </w:pPr>
-            <w:r>
-              <w:rPr>
-                <w:rFonts w:ascii="Times New Roman" w:cs="Times New Roman" w:eastAsia="Times New Roman" w:hAnsi="Times New Roman"/>
-                <w:b/>
-                <w:bCs/>
-                <w:sz w:val="17"/>
-                <w:szCs w:val="17"/>
-              </w:rPr>
-              <w:t xml:space="preserve">Этап работ</w:t>
-            </w:r>
-          </w:p>
-        </w:tc>
-        <w:tc>
-          <w:tcPr>
-            <w:tcW w:type="dxa" w:w="1400"/>
-            <w:gridSpan w:val="1"/>
-            <w:tcBorders>
-              <w:top w:val="single" w:color="000000" w:sz="1"/>
-              <w:left w:val="single" w:color="000000" w:sz="1"/>
-              <w:bottom w:val="single" w:color="000000" w:sz="1"/>
-              <w:right w:val="single" w:color="000000" w:sz="1"/>
-            </w:tcBorders>
-            <w:shd w:fill="D6EAF8" w:val="clear"/>
-            <w:vAlign w:val="center"/>
-          </w:tcPr>
-          <w:p>
-            <w:pPr>
-              <w:jc w:val="center"/>
-            </w:pPr>
-            <w:r>
-              <w:rPr>
-                <w:rFonts w:ascii="Times New Roman" w:cs="Times New Roman" w:eastAsia="Times New Roman" w:hAnsi="Times New Roman"/>
-                <w:b/>
-                <w:bCs/>
-                <w:sz w:val="17"/>
-                <w:szCs w:val="17"/>
-              </w:rPr>
-              <w:t xml:space="preserve">Начало</w:t>
-            </w:r>
-          </w:p>
-        </w:tc>
-        <w:tc>
-          <w:tcPr>
-            <w:tcW w:type="dxa" w:w="1400"/>
-            <w:gridSpan w:val="1"/>
-            <w:tcBorders>
-              <w:top w:val="single" w:color="000000" w:sz="1"/>
-              <w:left w:val="single" w:color="000000" w:sz="1"/>
-              <w:bottom w:val="single" w:color="000000" w:sz="1"/>
-              <w:right w:val="single" w:color="000000" w:sz="1"/>
-            </w:tcBorders>
-            <w:shd w:fill="D6EAF8" w:val="clear"/>
-            <w:vAlign w:val="center"/>
-          </w:tcPr>
-          <w:p>
-            <w:pPr>
-              <w:jc w:val="center"/>
-            </w:pPr>
-            <w:r>
-              <w:rPr>
-                <w:rFonts w:ascii="Times New Roman" w:cs="Times New Roman" w:eastAsia="Times New Roman" w:hAnsi="Times New Roman"/>
-                <w:b/>
-                <w:bCs/>
-                <w:sz w:val="17"/>
-                <w:szCs w:val="17"/>
-              </w:rPr>
-              <w:t xml:space="preserve">Окончание</w:t>
-            </w:r>
-          </w:p>
-        </w:tc>
-        <w:tc>
-          <w:tcPr>
-            <w:tcW w:type="dxa" w:w="1200"/>
-            <w:gridSpan w:val="1"/>
-            <w:tcBorders>
-              <w:top w:val="single" w:color="000000" w:sz="1"/>
-              <w:left w:val="single" w:color="000000" w:sz="1"/>
-              <w:bottom w:val="single" w:color="000000" w:sz="1"/>
-              <w:right w:val="single" w:color="000000" w:sz="1"/>
-            </w:tcBorders>
-            <w:shd w:fill="D6EAF8" w:val="clear"/>
-            <w:vAlign w:val="center"/>
-          </w:tcPr>
-          <w:p>
-            <w:pPr>
-              <w:jc w:val="center"/>
-            </w:pPr>
-            <w:r>
-              <w:rPr>
-                <w:rFonts w:ascii="Times New Roman" w:cs="Times New Roman" w:eastAsia="Times New Roman" w:hAnsi="Times New Roman"/>
-                <w:b/>
-                <w:bCs/>
-                <w:sz w:val="17"/>
-                <w:szCs w:val="17"/>
-              </w:rPr>
-              <w:t xml:space="preserve">Дней</w:t>
-            </w:r>
-          </w:p>
-        </w:tc>
-        <w:tc>
-          <w:tcPr>
-            <w:tcW w:type="dxa" w:w="1500"/>
-            <w:gridSpan w:val="1"/>
-            <w:tcBorders>
-              <w:top w:val="single" w:color="000000" w:sz="1"/>
-              <w:left w:val="single" w:color="000000" w:sz="1"/>
-              <w:bottom w:val="single" w:color="000000" w:sz="1"/>
-              <w:right w:val="single" w:color="000000" w:sz="1"/>
-            </w:tcBorders>
-            <w:shd w:fill="D6EAF8" w:val="clear"/>
-            <w:vAlign w:val="center"/>
-          </w:tcPr>
-          <w:p>
-            <w:pPr>
-              <w:jc w:val="center"/>
-            </w:pPr>
-            <w:r>
-              <w:rPr>
-                <w:rFonts w:ascii="Times New Roman" w:cs="Times New Roman" w:eastAsia="Times New Roman" w:hAnsi="Times New Roman"/>
-                <w:b/>
-                <w:bCs/>
-                <w:sz w:val="17"/>
-                <w:szCs w:val="17"/>
-              </w:rPr>
-              <w:t xml:space="preserve">Ответственный</w:t>
-            </w:r>
-          </w:p>
-        </w:tc>
-      </w:tr>
-      <w:tr>
-        <w:tc>
-          <w:tcPr>
-            <w:tcW w:type="dxa" w:w="600"/>
-            <w:gridSpan w:val="1"/>
-            <w:tcBorders>
-              <w:top w:val="single" w:color="000000" w:sz="1"/>
-              <w:left w:val="single" w:color="000000" w:sz="1"/>
-              <w:bottom w:val="single" w:color="000000" w:sz="1"/>
-              <w:right w:val="single" w:color="000000" w:sz="1"/>
-            </w:tcBorders>
-            <w:vAlign w:val="center"/>
-          </w:tcPr>
-          <w:p>
-            <w:pPr>
-              <w:jc w:val="center"/>
-            </w:pPr>
-            <w:r>
-              <w:rPr>
-                <w:rFonts w:ascii="Times New Roman" w:cs="Times New Roman" w:eastAsia="Times New Roman" w:hAnsi="Times New Roman"/>
-                <w:b w:val="false"/>
-                <w:bCs w:val="false"/>
-                <w:sz w:val="18"/>
-                <w:szCs w:val="18"/>
-              </w:rPr>
-              <w:t xml:space="preserve">1</w:t>
-            </w:r>
-          </w:p>
-        </w:tc>
-        <w:tc>
-          <w:tcPr>
-            <w:tcW w:type="dxa" w:w="3400"/>
-            <w:gridSpan w:val="1"/>
-            <w:tcBorders>
-              <w:top w:val="single" w:color="000000" w:sz="1"/>
-              <w:left w:val="single" w:color="000000" w:sz="1"/>
-              <w:bottom w:val="single" w:color="000000" w:sz="1"/>
-              <w:right w:val="single" w:color="000000" w:sz="1"/>
-            </w:tcBorders>
-            <w:vAlign w:val="center"/>
-          </w:tcPr>
-          <w:p>
-            <w:pPr>
-              <w:jc w:val="left"/>
-            </w:pPr>
-            <w:r>
-              <w:rPr>
-                <w:rFonts w:ascii="Times New Roman" w:cs="Times New Roman" w:eastAsia="Times New Roman" w:hAnsi="Times New Roman"/>
-                <w:b w:val="false"/>
-                <w:bCs w:val="false"/>
-                <w:sz w:val="18"/>
-                <w:szCs w:val="18"/>
-              </w:rPr>
-              <w:t xml:space="preserve">Анализ требований</w:t>
-            </w:r>
-          </w:p>
-        </w:tc>
-        <w:tc>
-          <w:tcPr>
-            <w:tcW w:type="dxa" w:w="1400"/>
-            <w:gridSpan w:val="1"/>
-            <w:tcBorders>
-              <w:top w:val="single" w:color="000000" w:sz="1"/>
-              <w:left w:val="single" w:color="000000" w:sz="1"/>
-              <w:bottom w:val="single" w:color="000000" w:sz="1"/>
-              <w:right w:val="single" w:color="000000" w:sz="1"/>
-            </w:tcBorders>
-            <w:vAlign w:val="center"/>
-          </w:tcPr>
-          <w:p>
-            <w:pPr>
-              <w:jc w:val="center"/>
-            </w:pPr>
-            <w:r>
-              <w:rPr>
-                <w:rFonts w:ascii="Times New Roman" w:cs="Times New Roman" w:eastAsia="Times New Roman" w:hAnsi="Times New Roman"/>
-                <w:b w:val="false"/>
-                <w:bCs w:val="false"/>
-                <w:sz w:val="16"/>
-                <w:szCs w:val="16"/>
-              </w:rPr>
-              <w:t xml:space="preserve">03.11.2026</w:t>
-            </w:r>
-          </w:p>
-        </w:tc>
-        <w:tc>
-          <w:tcPr>
-            <w:tcW w:type="dxa" w:w="1400"/>
-            <w:gridSpan w:val="1"/>
-            <w:tcBorders>
-              <w:top w:val="single" w:color="000000" w:sz="1"/>
-              <w:left w:val="single" w:color="000000" w:sz="1"/>
-              <w:bottom w:val="single" w:color="000000" w:sz="1"/>
-              <w:right w:val="single" w:color="000000" w:sz="1"/>
-            </w:tcBorders>
-            <w:vAlign w:val="center"/>
-          </w:tcPr>
-          <w:p>
-            <w:pPr>
-              <w:jc w:val="center"/>
-            </w:pPr>
-            <w:r>
-              <w:rPr>
-                <w:rFonts w:ascii="Times New Roman" w:cs="Times New Roman" w:eastAsia="Times New Roman" w:hAnsi="Times New Roman"/>
-                <w:b w:val="false"/>
-                <w:bCs w:val="false"/>
-                <w:sz w:val="16"/>
-                <w:szCs w:val="16"/>
-              </w:rPr>
-              <w:t xml:space="preserve">07.11.2026</w:t>
-            </w:r>
-          </w:p>
-        </w:tc>
-        <w:tc>
-          <w:tcPr>
-            <w:tcW w:type="dxa" w:w="1200"/>
-            <w:gridSpan w:val="1"/>
-            <w:tcBorders>
-              <w:top w:val="single" w:color="000000" w:sz="1"/>
-              <w:left w:val="single" w:color="000000" w:sz="1"/>
-              <w:bottom w:val="single" w:color="000000" w:sz="1"/>
-              <w:right w:val="single" w:color="000000" w:sz="1"/>
-            </w:tcBorders>
-            <w:vAlign w:val="center"/>
-          </w:tcPr>
-          <w:p>
-            <w:pPr>
-              <w:jc w:val="center"/>
-            </w:pPr>
-            <w:r>
-              <w:rPr>
-                <w:rFonts w:ascii="Times New Roman" w:cs="Times New Roman" w:eastAsia="Times New Roman" w:hAnsi="Times New Roman"/>
-                <w:b w:val="false"/>
-                <w:bCs w:val="false"/>
-                <w:sz w:val="18"/>
-                <w:szCs w:val="18"/>
-              </w:rPr>
-              <w:t xml:space="preserve">5</w:t>
-            </w:r>
-          </w:p>
-        </w:tc>
-        <w:tc>
-          <w:tcPr>
-            <w:tcW w:type="dxa" w:w="1500"/>
-            <w:gridSpan w:val="1"/>
-            <w:tcBorders>
-              <w:top w:val="single" w:color="000000" w:sz="1"/>
-              <w:left w:val="single" w:color="000000" w:sz="1"/>
-              <w:bottom w:val="single" w:color="000000" w:sz="1"/>
-              <w:right w:val="single" w:color="000000" w:sz="1"/>
-            </w:tcBorders>
-            <w:vAlign w:val="center"/>
-          </w:tcPr>
-          <w:p>
-            <w:pPr>
-              <w:jc w:val="center"/>
-            </w:pPr>
-            <w:r>
-              <w:rPr>
-                <w:rFonts w:ascii="Times New Roman" w:cs="Times New Roman" w:eastAsia="Times New Roman" w:hAnsi="Times New Roman"/>
-                <w:b w:val="false"/>
-                <w:bCs w:val="false"/>
-                <w:sz w:val="16"/>
-                <w:szCs w:val="16"/>
-              </w:rPr>
-              <w:t xml:space="preserve">Аналитик</w:t>
-            </w:r>
-          </w:p>
-        </w:tc>
-      </w:tr>
-      <w:tr>
-        <w:tc>
-          <w:tcPr>
-            <w:tcW w:type="dxa" w:w="600"/>
-            <w:gridSpan w:val="1"/>
-            <w:tcBorders>
-              <w:top w:val="single" w:color="000000" w:sz="1"/>
-              <w:left w:val="single" w:color="000000" w:sz="1"/>
-              <w:bottom w:val="single" w:color="000000" w:sz="1"/>
-              <w:right w:val="single" w:color="000000" w:sz="1"/>
-            </w:tcBorders>
-            <w:vAlign w:val="center"/>
-          </w:tcPr>
-          <w:p>
-            <w:pPr>
-              <w:jc w:val="center"/>
-            </w:pPr>
-            <w:r>
-              <w:rPr>
-                <w:rFonts w:ascii="Times New Roman" w:cs="Times New Roman" w:eastAsia="Times New Roman" w:hAnsi="Times New Roman"/>
-                <w:b w:val="false"/>
-                <w:bCs w:val="false"/>
-                <w:sz w:val="18"/>
-                <w:szCs w:val="18"/>
-              </w:rPr>
-              <w:t xml:space="preserve">2</w:t>
-            </w:r>
-          </w:p>
-        </w:tc>
-        <w:tc>
-          <w:tcPr>
-            <w:tcW w:type="dxa" w:w="3400"/>
-            <w:gridSpan w:val="1"/>
-            <w:tcBorders>
-              <w:top w:val="single" w:color="000000" w:sz="1"/>
-              <w:left w:val="single" w:color="000000" w:sz="1"/>
-              <w:bottom w:val="single" w:color="000000" w:sz="1"/>
-              <w:right w:val="single" w:color="000000" w:sz="1"/>
-            </w:tcBorders>
-            <w:vAlign w:val="center"/>
-          </w:tcPr>
-          <w:p>
-            <w:pPr>
-              <w:jc w:val="left"/>
-            </w:pPr>
-            <w:r>
-              <w:rPr>
-                <w:rFonts w:ascii="Times New Roman" w:cs="Times New Roman" w:eastAsia="Times New Roman" w:hAnsi="Times New Roman"/>
-                <w:b w:val="false"/>
-                <w:bCs w:val="false"/>
-                <w:sz w:val="18"/>
-                <w:szCs w:val="18"/>
-              </w:rPr>
-              <w:t xml:space="preserve">Разработка ТЗ</w:t>
-            </w:r>
-          </w:p>
-        </w:tc>
-        <w:tc>
-          <w:tcPr>
-            <w:tcW w:type="dxa" w:w="1400"/>
-            <w:gridSpan w:val="1"/>
-            <w:tcBorders>
-              <w:top w:val="single" w:color="000000" w:sz="1"/>
-              <w:left w:val="single" w:color="000000" w:sz="1"/>
-              <w:bottom w:val="single" w:color="000000" w:sz="1"/>
-              <w:right w:val="single" w:color="000000" w:sz="1"/>
-            </w:tcBorders>
-            <w:vAlign w:val="center"/>
-          </w:tcPr>
-          <w:p>
-            <w:pPr>
-              <w:jc w:val="center"/>
-            </w:pPr>
-            <w:r>
-              <w:rPr>
-                <w:rFonts w:ascii="Times New Roman" w:cs="Times New Roman" w:eastAsia="Times New Roman" w:hAnsi="Times New Roman"/>
-                <w:b w:val="false"/>
-                <w:bCs w:val="false"/>
-                <w:sz w:val="16"/>
-                <w:szCs w:val="16"/>
-              </w:rPr>
-              <w:t xml:space="preserve">10.11.2026</w:t>
-            </w:r>
-          </w:p>
-        </w:tc>
-        <w:tc>
-          <w:tcPr>
-            <w:tcW w:type="dxa" w:w="1400"/>
-            <w:gridSpan w:val="1"/>
-            <w:tcBorders>
-              <w:top w:val="single" w:color="000000" w:sz="1"/>
-              <w:left w:val="single" w:color="000000" w:sz="1"/>
-              <w:bottom w:val="single" w:color="000000" w:sz="1"/>
-              <w:right w:val="single" w:color="000000" w:sz="1"/>
-            </w:tcBorders>
-            <w:vAlign w:val="center"/>
-          </w:tcPr>
-          <w:p>
-            <w:pPr>
-              <w:jc w:val="center"/>
-            </w:pPr>
-            <w:r>
-              <w:rPr>
-                <w:rFonts w:ascii="Times New Roman" w:cs="Times New Roman" w:eastAsia="Times New Roman" w:hAnsi="Times New Roman"/>
-                <w:b w:val="false"/>
-                <w:bCs w:val="false"/>
-                <w:sz w:val="16"/>
-                <w:szCs w:val="16"/>
-              </w:rPr>
-              <w:t xml:space="preserve">14.11.2026</w:t>
-            </w:r>
-          </w:p>
-        </w:tc>
-        <w:tc>
-          <w:tcPr>
-            <w:tcW w:type="dxa" w:w="1200"/>
-            <w:gridSpan w:val="1"/>
-            <w:tcBorders>
-              <w:top w:val="single" w:color="000000" w:sz="1"/>
-              <w:left w:val="single" w:color="000000" w:sz="1"/>
-              <w:bottom w:val="single" w:color="000000" w:sz="1"/>
-              <w:right w:val="single" w:color="000000" w:sz="1"/>
-            </w:tcBorders>
-            <w:vAlign w:val="center"/>
-          </w:tcPr>
-          <w:p>
-            <w:pPr>
-              <w:jc w:val="center"/>
-            </w:pPr>
-            <w:r>
-              <w:rPr>
-                <w:rFonts w:ascii="Times New Roman" w:cs="Times New Roman" w:eastAsia="Times New Roman" w:hAnsi="Times New Roman"/>
-                <w:b w:val="false"/>
-                <w:bCs w:val="false"/>
-                <w:sz w:val="18"/>
-                <w:szCs w:val="18"/>
-              </w:rPr>
-              <w:t xml:space="preserve">5</w:t>
-            </w:r>
-          </w:p>
-        </w:tc>
-        <w:tc>
-          <w:tcPr>
-            <w:tcW w:type="dxa" w:w="1500"/>
-            <w:gridSpan w:val="1"/>
-            <w:tcBorders>
-              <w:top w:val="single" w:color="000000" w:sz="1"/>
-              <w:left w:val="single" w:color="000000" w:sz="1"/>
-              <w:bottom w:val="single" w:color="000000" w:sz="1"/>
-              <w:right w:val="single" w:color="000000" w:sz="1"/>
-            </w:tcBorders>
-            <w:vAlign w:val="center"/>
-          </w:tcPr>
-          <w:p>
-            <w:pPr>
-              <w:jc w:val="center"/>
-            </w:pPr>
-            <w:r>
-              <w:rPr>
-                <w:rFonts w:ascii="Times New Roman" w:cs="Times New Roman" w:eastAsia="Times New Roman" w:hAnsi="Times New Roman"/>
-                <w:b w:val="false"/>
-                <w:bCs w:val="false"/>
-                <w:sz w:val="16"/>
-                <w:szCs w:val="16"/>
-              </w:rPr>
-              <w:t xml:space="preserve">Аналитик</w:t>
-            </w:r>
-          </w:p>
-        </w:tc>
-      </w:tr>
-      <w:tr>
-        <w:tc>
-          <w:tcPr>
-            <w:tcW w:type="dxa" w:w="600"/>
-            <w:gridSpan w:val="1"/>
-            <w:tcBorders>
-              <w:top w:val="single" w:color="000000" w:sz="1"/>
-              <w:left w:val="single" w:color="000000" w:sz="1"/>
-              <w:bottom w:val="single" w:color="000000" w:sz="1"/>
-              <w:right w:val="single" w:color="000000" w:sz="1"/>
-            </w:tcBorders>
-            <w:vAlign w:val="center"/>
-          </w:tcPr>
-          <w:p>
-            <w:pPr>
-              <w:jc w:val="center"/>
-            </w:pPr>
-            <w:r>
-              <w:rPr>
-                <w:rFonts w:ascii="Times New Roman" w:cs="Times New Roman" w:eastAsia="Times New Roman" w:hAnsi="Times New Roman"/>
-                <w:b w:val="false"/>
-                <w:bCs w:val="false"/>
-                <w:sz w:val="18"/>
-                <w:szCs w:val="18"/>
-              </w:rPr>
-              <w:t xml:space="preserve">3</w:t>
-            </w:r>
-          </w:p>
-        </w:tc>
-        <w:tc>
-          <w:tcPr>
-            <w:tcW w:type="dxa" w:w="3400"/>
-            <w:gridSpan w:val="1"/>
-            <w:tcBorders>
-              <w:top w:val="single" w:color="000000" w:sz="1"/>
-              <w:left w:val="single" w:color="000000" w:sz="1"/>
-              <w:bottom w:val="single" w:color="000000" w:sz="1"/>
-              <w:right w:val="single" w:color="000000" w:sz="1"/>
-            </w:tcBorders>
-            <w:vAlign w:val="center"/>
-          </w:tcPr>
-          <w:p>
-            <w:pPr>
-              <w:jc w:val="left"/>
-            </w:pPr>
-            <w:r>
-              <w:rPr>
-                <w:rFonts w:ascii="Times New Roman" w:cs="Times New Roman" w:eastAsia="Times New Roman" w:hAnsi="Times New Roman"/>
-                <w:b w:val="false"/>
-                <w:bCs w:val="false"/>
-                <w:sz w:val="18"/>
-                <w:szCs w:val="18"/>
-              </w:rPr>
-              <w:t xml:space="preserve">Проектирование БД и интерфейса</w:t>
-            </w:r>
-          </w:p>
-        </w:tc>
-        <w:tc>
-          <w:tcPr>
-            <w:tcW w:type="dxa" w:w="1400"/>
-            <w:gridSpan w:val="1"/>
-            <w:tcBorders>
-              <w:top w:val="single" w:color="000000" w:sz="1"/>
-              <w:left w:val="single" w:color="000000" w:sz="1"/>
-              <w:bottom w:val="single" w:color="000000" w:sz="1"/>
-              <w:right w:val="single" w:color="000000" w:sz="1"/>
-            </w:tcBorders>
-            <w:vAlign w:val="center"/>
-          </w:tcPr>
-          <w:p>
-            <w:pPr>
-              <w:jc w:val="center"/>
-            </w:pPr>
-            <w:r>
-              <w:rPr>
-                <w:rFonts w:ascii="Times New Roman" w:cs="Times New Roman" w:eastAsia="Times New Roman" w:hAnsi="Times New Roman"/>
-                <w:b w:val="false"/>
-                <w:bCs w:val="false"/>
-                <w:sz w:val="16"/>
-                <w:szCs w:val="16"/>
-              </w:rPr>
-              <w:t xml:space="preserve">17.11.2026</w:t>
-            </w:r>
-          </w:p>
-        </w:tc>
-        <w:tc>
-          <w:tcPr>
-            <w:tcW w:type="dxa" w:w="1400"/>
-            <w:gridSpan w:val="1"/>
-            <w:tcBorders>
-              <w:top w:val="single" w:color="000000" w:sz="1"/>
-              <w:left w:val="single" w:color="000000" w:sz="1"/>
-              <w:bottom w:val="single" w:color="000000" w:sz="1"/>
-              <w:right w:val="single" w:color="000000" w:sz="1"/>
-            </w:tcBorders>
-            <w:vAlign w:val="center"/>
-          </w:tcPr>
-          <w:p>
-            <w:pPr>
-              <w:jc w:val="center"/>
-            </w:pPr>
-            <w:r>
-              <w:rPr>
-                <w:rFonts w:ascii="Times New Roman" w:cs="Times New Roman" w:eastAsia="Times New Roman" w:hAnsi="Times New Roman"/>
-                <w:b w:val="false"/>
-                <w:bCs w:val="false"/>
-                <w:sz w:val="16"/>
-                <w:szCs w:val="16"/>
-              </w:rPr>
-              <w:t xml:space="preserve">21.11.2026</w:t>
-            </w:r>
-          </w:p>
-        </w:tc>
-        <w:tc>
-          <w:tcPr>
-            <w:tcW w:type="dxa" w:w="1200"/>
-            <w:gridSpan w:val="1"/>
-            <w:tcBorders>
-              <w:top w:val="single" w:color="000000" w:sz="1"/>
-              <w:left w:val="single" w:color="000000" w:sz="1"/>
-              <w:bottom w:val="single" w:color="000000" w:sz="1"/>
-              <w:right w:val="single" w:color="000000" w:sz="1"/>
-            </w:tcBorders>
-            <w:vAlign w:val="center"/>
-          </w:tcPr>
-          <w:p>
-            <w:pPr>
-              <w:jc w:val="center"/>
-            </w:pPr>
-            <w:r>
-              <w:rPr>
-                <w:rFonts w:ascii="Times New Roman" w:cs="Times New Roman" w:eastAsia="Times New Roman" w:hAnsi="Times New Roman"/>
-                <w:b w:val="false"/>
-                <w:bCs w:val="false"/>
-                <w:sz w:val="18"/>
-                <w:szCs w:val="18"/>
-              </w:rPr>
-              <w:t xml:space="preserve">5</w:t>
-            </w:r>
-          </w:p>
-        </w:tc>
-        <w:tc>
-          <w:tcPr>
-            <w:tcW w:type="dxa" w:w="1500"/>
-            <w:gridSpan w:val="1"/>
-            <w:tcBorders>
-              <w:top w:val="single" w:color="000000" w:sz="1"/>
-              <w:left w:val="single" w:color="000000" w:sz="1"/>
-              <w:bottom w:val="single" w:color="000000" w:sz="1"/>
-              <w:right w:val="single" w:color="000000" w:sz="1"/>
-            </w:tcBorders>
-            <w:vAlign w:val="center"/>
-          </w:tcPr>
-          <w:p>
-            <w:pPr>
-              <w:jc w:val="center"/>
-            </w:pPr>
-            <w:r>
-              <w:rPr>
-                <w:rFonts w:ascii="Times New Roman" w:cs="Times New Roman" w:eastAsia="Times New Roman" w:hAnsi="Times New Roman"/>
-                <w:b w:val="false"/>
-                <w:bCs w:val="false"/>
-                <w:sz w:val="16"/>
-                <w:szCs w:val="16"/>
-              </w:rPr>
-              <w:t xml:space="preserve">Проектировщик</w:t>
-            </w:r>
-          </w:p>
-        </w:tc>
-      </w:tr>
-      <w:tr>
-        <w:tc>
-          <w:tcPr>
-            <w:tcW w:type="dxa" w:w="600"/>
-            <w:gridSpan w:val="1"/>
-            <w:tcBorders>
-              <w:top w:val="single" w:color="000000" w:sz="1"/>
-              <w:left w:val="single" w:color="000000" w:sz="1"/>
-              <w:bottom w:val="single" w:color="000000" w:sz="1"/>
-              <w:right w:val="single" w:color="000000" w:sz="1"/>
-            </w:tcBorders>
-            <w:vAlign w:val="center"/>
-          </w:tcPr>
-          <w:p>
-            <w:pPr>
-              <w:jc w:val="center"/>
-            </w:pPr>
-            <w:r>
-              <w:rPr>
-                <w:rFonts w:ascii="Times New Roman" w:cs="Times New Roman" w:eastAsia="Times New Roman" w:hAnsi="Times New Roman"/>
-                <w:b w:val="false"/>
-                <w:bCs w:val="false"/>
-                <w:sz w:val="18"/>
-                <w:szCs w:val="18"/>
-              </w:rPr>
-              <w:t xml:space="preserve">4</w:t>
-            </w:r>
-          </w:p>
-        </w:tc>
-        <w:tc>
-          <w:tcPr>
-            <w:tcW w:type="dxa" w:w="3400"/>
-            <w:gridSpan w:val="1"/>
-            <w:tcBorders>
-              <w:top w:val="single" w:color="000000" w:sz="1"/>
-              <w:left w:val="single" w:color="000000" w:sz="1"/>
-              <w:bottom w:val="single" w:color="000000" w:sz="1"/>
-              <w:right w:val="single" w:color="000000" w:sz="1"/>
-            </w:tcBorders>
-            <w:vAlign w:val="center"/>
-          </w:tcPr>
-          <w:p>
-            <w:pPr>
-              <w:jc w:val="left"/>
-            </w:pPr>
-            <w:r>
-              <w:rPr>
-                <w:rFonts w:ascii="Times New Roman" w:cs="Times New Roman" w:eastAsia="Times New Roman" w:hAnsi="Times New Roman"/>
-                <w:b w:val="false"/>
-                <w:bCs w:val="false"/>
-                <w:sz w:val="18"/>
-                <w:szCs w:val="18"/>
-              </w:rPr>
-              <w:t xml:space="preserve">Разработка программного обеспечения</w:t>
-            </w:r>
-          </w:p>
-        </w:tc>
-        <w:tc>
-          <w:tcPr>
-            <w:tcW w:type="dxa" w:w="1400"/>
-            <w:gridSpan w:val="1"/>
-            <w:tcBorders>
-              <w:top w:val="single" w:color="000000" w:sz="1"/>
-              <w:left w:val="single" w:color="000000" w:sz="1"/>
-              <w:bottom w:val="single" w:color="000000" w:sz="1"/>
-              <w:right w:val="single" w:color="000000" w:sz="1"/>
-            </w:tcBorders>
-            <w:vAlign w:val="center"/>
-          </w:tcPr>
-          <w:p>
-            <w:pPr>
-              <w:jc w:val="center"/>
-            </w:pPr>
-            <w:r>
-              <w:rPr>
-                <w:rFonts w:ascii="Times New Roman" w:cs="Times New Roman" w:eastAsia="Times New Roman" w:hAnsi="Times New Roman"/>
-                <w:b w:val="false"/>
-                <w:bCs w:val="false"/>
-                <w:sz w:val="16"/>
-                <w:szCs w:val="16"/>
-              </w:rPr>
-              <w:t xml:space="preserve">24.11.2026</w:t>
-            </w:r>
-          </w:p>
-        </w:tc>
-        <w:tc>
-          <w:tcPr>
-            <w:tcW w:type="dxa" w:w="1400"/>
-            <w:gridSpan w:val="1"/>
-            <w:tcBorders>
-              <w:top w:val="single" w:color="000000" w:sz="1"/>
-              <w:left w:val="single" w:color="000000" w:sz="1"/>
-              <w:bottom w:val="single" w:color="000000" w:sz="1"/>
-              <w:right w:val="single" w:color="000000" w:sz="1"/>
-            </w:tcBorders>
-            <w:vAlign w:val="center"/>
-          </w:tcPr>
-          <w:p>
-            <w:pPr>
-              <w:jc w:val="center"/>
-            </w:pPr>
-            <w:r>
-              <w:rPr>
-                <w:rFonts w:ascii="Times New Roman" w:cs="Times New Roman" w:eastAsia="Times New Roman" w:hAnsi="Times New Roman"/>
-                <w:b w:val="false"/>
-                <w:bCs w:val="false"/>
-                <w:sz w:val="16"/>
-                <w:szCs w:val="16"/>
-              </w:rPr>
-              <w:t xml:space="preserve">05.12.2026</w:t>
-            </w:r>
-          </w:p>
-        </w:tc>
-        <w:tc>
-          <w:tcPr>
-            <w:tcW w:type="dxa" w:w="1200"/>
-            <w:gridSpan w:val="1"/>
-            <w:tcBorders>
-              <w:top w:val="single" w:color="000000" w:sz="1"/>
-              <w:left w:val="single" w:color="000000" w:sz="1"/>
-              <w:bottom w:val="single" w:color="000000" w:sz="1"/>
-              <w:right w:val="single" w:color="000000" w:sz="1"/>
-            </w:tcBorders>
-            <w:vAlign w:val="center"/>
-          </w:tcPr>
-          <w:p>
-            <w:pPr>
-              <w:jc w:val="center"/>
-            </w:pPr>
-            <w:r>
-              <w:rPr>
-                <w:rFonts w:ascii="Times New Roman" w:cs="Times New Roman" w:eastAsia="Times New Roman" w:hAnsi="Times New Roman"/>
-                <w:b w:val="false"/>
-                <w:bCs w:val="false"/>
-                <w:sz w:val="18"/>
-                <w:szCs w:val="18"/>
-              </w:rPr>
-              <w:t xml:space="preserve">10</w:t>
-            </w:r>
-          </w:p>
-        </w:tc>
-        <w:tc>
-          <w:tcPr>
-            <w:tcW w:type="dxa" w:w="1500"/>
-            <w:gridSpan w:val="1"/>
-            <w:tcBorders>
-              <w:top w:val="single" w:color="000000" w:sz="1"/>
-              <w:left w:val="single" w:color="000000" w:sz="1"/>
-              <w:bottom w:val="single" w:color="000000" w:sz="1"/>
-              <w:right w:val="single" w:color="000000" w:sz="1"/>
-            </w:tcBorders>
-            <w:vAlign w:val="center"/>
-          </w:tcPr>
-          <w:p>
-            <w:pPr>
-              <w:jc w:val="center"/>
-            </w:pPr>
-            <w:r>
-              <w:rPr>
-                <w:rFonts w:ascii="Times New Roman" w:cs="Times New Roman" w:eastAsia="Times New Roman" w:hAnsi="Times New Roman"/>
-                <w:b w:val="false"/>
-                <w:bCs w:val="false"/>
-                <w:sz w:val="16"/>
-                <w:szCs w:val="16"/>
-              </w:rPr>
-              <w:t xml:space="preserve">Разработчик</w:t>
-            </w:r>
-          </w:p>
-        </w:tc>
-      </w:tr>
-      <w:tr>
-        <w:tc>
-          <w:tcPr>
-            <w:tcW w:type="dxa" w:w="600"/>
-            <w:gridSpan w:val="1"/>
-            <w:tcBorders>
-              <w:top w:val="single" w:color="000000" w:sz="1"/>
-              <w:left w:val="single" w:color="000000" w:sz="1"/>
-              <w:bottom w:val="single" w:color="000000" w:sz="1"/>
-              <w:right w:val="single" w:color="000000" w:sz="1"/>
-            </w:tcBorders>
-            <w:vAlign w:val="center"/>
-          </w:tcPr>
-          <w:p>
-            <w:pPr>
-              <w:jc w:val="center"/>
-            </w:pPr>
-            <w:r>
-              <w:rPr>
-                <w:rFonts w:ascii="Times New Roman" w:cs="Times New Roman" w:eastAsia="Times New Roman" w:hAnsi="Times New Roman"/>
-                <w:b w:val="false"/>
-                <w:bCs w:val="false"/>
-                <w:sz w:val="18"/>
-                <w:szCs w:val="18"/>
-              </w:rPr>
-              <w:t xml:space="preserve">5</w:t>
-            </w:r>
-          </w:p>
-        </w:tc>
-        <w:tc>
-          <w:tcPr>
-            <w:tcW w:type="dxa" w:w="3400"/>
-            <w:gridSpan w:val="1"/>
-            <w:tcBorders>
-              <w:top w:val="single" w:color="000000" w:sz="1"/>
-              <w:left w:val="single" w:color="000000" w:sz="1"/>
-              <w:bottom w:val="single" w:color="000000" w:sz="1"/>
-              <w:right w:val="single" w:color="000000" w:sz="1"/>
-            </w:tcBorders>
-            <w:vAlign w:val="center"/>
-          </w:tcPr>
-          <w:p>
-            <w:pPr>
-              <w:jc w:val="left"/>
-            </w:pPr>
-            <w:r>
-              <w:rPr>
-                <w:rFonts w:ascii="Times New Roman" w:cs="Times New Roman" w:eastAsia="Times New Roman" w:hAnsi="Times New Roman"/>
-                <w:b w:val="false"/>
-                <w:bCs w:val="false"/>
-                <w:sz w:val="18"/>
-                <w:szCs w:val="18"/>
-              </w:rPr>
-              <w:t xml:space="preserve">Тестирование и отладка</w:t>
-            </w:r>
-          </w:p>
-        </w:tc>
-        <w:tc>
-          <w:tcPr>
-            <w:tcW w:type="dxa" w:w="1400"/>
-            <w:gridSpan w:val="1"/>
-            <w:tcBorders>
-              <w:top w:val="single" w:color="000000" w:sz="1"/>
-              <w:left w:val="single" w:color="000000" w:sz="1"/>
-              <w:bottom w:val="single" w:color="000000" w:sz="1"/>
-              <w:right w:val="single" w:color="000000" w:sz="1"/>
-            </w:tcBorders>
-            <w:vAlign w:val="center"/>
-          </w:tcPr>
-          <w:p>
-            <w:pPr>
-              <w:jc w:val="center"/>
-            </w:pPr>
-            <w:r>
-              <w:rPr>
-                <w:rFonts w:ascii="Times New Roman" w:cs="Times New Roman" w:eastAsia="Times New Roman" w:hAnsi="Times New Roman"/>
-                <w:b w:val="false"/>
-                <w:bCs w:val="false"/>
-                <w:sz w:val="16"/>
-                <w:szCs w:val="16"/>
-              </w:rPr>
-              <w:t xml:space="preserve">08.12.2026</w:t>
-            </w:r>
-          </w:p>
-        </w:tc>
-        <w:tc>
-          <w:tcPr>
-            <w:tcW w:type="dxa" w:w="1400"/>
-            <w:gridSpan w:val="1"/>
-            <w:tcBorders>
-              <w:top w:val="single" w:color="000000" w:sz="1"/>
-              <w:left w:val="single" w:color="000000" w:sz="1"/>
-              <w:bottom w:val="single" w:color="000000" w:sz="1"/>
-              <w:right w:val="single" w:color="000000" w:sz="1"/>
-            </w:tcBorders>
-            <w:vAlign w:val="center"/>
-          </w:tcPr>
-          <w:p>
-            <w:pPr>
-              <w:jc w:val="center"/>
-            </w:pPr>
-            <w:r>
-              <w:rPr>
-                <w:rFonts w:ascii="Times New Roman" w:cs="Times New Roman" w:eastAsia="Times New Roman" w:hAnsi="Times New Roman"/>
-                <w:b w:val="false"/>
-                <w:bCs w:val="false"/>
-                <w:sz w:val="16"/>
-                <w:szCs w:val="16"/>
-              </w:rPr>
-              <w:t xml:space="preserve">12.12.2026</w:t>
-            </w:r>
-          </w:p>
-        </w:tc>
-        <w:tc>
-          <w:tcPr>
-            <w:tcW w:type="dxa" w:w="1200"/>
-            <w:gridSpan w:val="1"/>
-            <w:tcBorders>
-              <w:top w:val="single" w:color="000000" w:sz="1"/>
-              <w:left w:val="single" w:color="000000" w:sz="1"/>
-              <w:bottom w:val="single" w:color="000000" w:sz="1"/>
-              <w:right w:val="single" w:color="000000" w:sz="1"/>
-            </w:tcBorders>
-            <w:vAlign w:val="center"/>
-          </w:tcPr>
-          <w:p>
-            <w:pPr>
-              <w:jc w:val="center"/>
-            </w:pPr>
-            <w:r>
-              <w:rPr>
-                <w:rFonts w:ascii="Times New Roman" w:cs="Times New Roman" w:eastAsia="Times New Roman" w:hAnsi="Times New Roman"/>
-                <w:b w:val="false"/>
-                <w:bCs w:val="false"/>
-                <w:sz w:val="18"/>
-                <w:szCs w:val="18"/>
-              </w:rPr>
-              <w:t xml:space="preserve">5</w:t>
-            </w:r>
-          </w:p>
-        </w:tc>
-        <w:tc>
-          <w:tcPr>
-            <w:tcW w:type="dxa" w:w="1500"/>
-            <w:gridSpan w:val="1"/>
-            <w:tcBorders>
-              <w:top w:val="single" w:color="000000" w:sz="1"/>
-              <w:left w:val="single" w:color="000000" w:sz="1"/>
-              <w:bottom w:val="single" w:color="000000" w:sz="1"/>
-              <w:right w:val="single" w:color="000000" w:sz="1"/>
-            </w:tcBorders>
-            <w:vAlign w:val="center"/>
-          </w:tcPr>
-          <w:p>
-            <w:pPr>
-              <w:jc w:val="center"/>
-            </w:pPr>
-            <w:r>
-              <w:rPr>
-                <w:rFonts w:ascii="Times New Roman" w:cs="Times New Roman" w:eastAsia="Times New Roman" w:hAnsi="Times New Roman"/>
-                <w:b w:val="false"/>
-                <w:bCs w:val="false"/>
-                <w:sz w:val="16"/>
-                <w:szCs w:val="16"/>
-              </w:rPr>
-              <w:t xml:space="preserve">Тестировщик</w:t>
-            </w:r>
-          </w:p>
-        </w:tc>
-      </w:tr>
-      <w:tr>
-        <w:tc>
-          <w:tcPr>
-            <w:tcW w:type="dxa" w:w="600"/>
-            <w:gridSpan w:val="1"/>
-            <w:tcBorders>
-              <w:top w:val="single" w:color="000000" w:sz="1"/>
-              <w:left w:val="single" w:color="000000" w:sz="1"/>
-              <w:bottom w:val="single" w:color="000000" w:sz="1"/>
-              <w:right w:val="single" w:color="000000" w:sz="1"/>
-            </w:tcBorders>
-            <w:vAlign w:val="center"/>
-          </w:tcPr>
-          <w:p>
-            <w:pPr>
-              <w:jc w:val="center"/>
-            </w:pPr>
-            <w:r>
-              <w:rPr>
-                <w:rFonts w:ascii="Times New Roman" w:cs="Times New Roman" w:eastAsia="Times New Roman" w:hAnsi="Times New Roman"/>
-                <w:b w:val="false"/>
-                <w:bCs w:val="false"/>
-                <w:sz w:val="18"/>
-                <w:szCs w:val="18"/>
-              </w:rPr>
-              <w:t xml:space="preserve">6</w:t>
-            </w:r>
-          </w:p>
-        </w:tc>
-        <w:tc>
-          <w:tcPr>
-            <w:tcW w:type="dxa" w:w="3400"/>
-            <w:gridSpan w:val="1"/>
-            <w:tcBorders>
-              <w:top w:val="single" w:color="000000" w:sz="1"/>
-              <w:left w:val="single" w:color="000000" w:sz="1"/>
-              <w:bottom w:val="single" w:color="000000" w:sz="1"/>
-              <w:right w:val="single" w:color="000000" w:sz="1"/>
-            </w:tcBorders>
-            <w:vAlign w:val="center"/>
-          </w:tcPr>
-          <w:p>
-            <w:pPr>
-              <w:jc w:val="left"/>
-            </w:pPr>
-            <w:r>
-              <w:rPr>
-                <w:rFonts w:ascii="Times New Roman" w:cs="Times New Roman" w:eastAsia="Times New Roman" w:hAnsi="Times New Roman"/>
-                <w:b w:val="false"/>
-                <w:bCs w:val="false"/>
-                <w:sz w:val="18"/>
-                <w:szCs w:val="18"/>
-              </w:rPr>
-              <w:t xml:space="preserve">Документация и обучение</w:t>
-            </w:r>
-          </w:p>
-        </w:tc>
-        <w:tc>
-          <w:tcPr>
-            <w:tcW w:type="dxa" w:w="1400"/>
-            <w:gridSpan w:val="1"/>
-            <w:tcBorders>
-              <w:top w:val="single" w:color="000000" w:sz="1"/>
-              <w:left w:val="single" w:color="000000" w:sz="1"/>
-              <w:bottom w:val="single" w:color="000000" w:sz="1"/>
-              <w:right w:val="single" w:color="000000" w:sz="1"/>
-            </w:tcBorders>
-            <w:vAlign w:val="center"/>
-          </w:tcPr>
-          <w:p>
-            <w:pPr>
-              <w:jc w:val="center"/>
-            </w:pPr>
-            <w:r>
-              <w:rPr>
-                <w:rFonts w:ascii="Times New Roman" w:cs="Times New Roman" w:eastAsia="Times New Roman" w:hAnsi="Times New Roman"/>
-                <w:b w:val="false"/>
-                <w:bCs w:val="false"/>
-                <w:sz w:val="16"/>
-                <w:szCs w:val="16"/>
-              </w:rPr>
-              <w:t xml:space="preserve">15.12.2026</w:t>
-            </w:r>
-          </w:p>
-        </w:tc>
-        <w:tc>
-          <w:tcPr>
-            <w:tcW w:type="dxa" w:w="1400"/>
-            <w:gridSpan w:val="1"/>
-            <w:tcBorders>
-              <w:top w:val="single" w:color="000000" w:sz="1"/>
-              <w:left w:val="single" w:color="000000" w:sz="1"/>
-              <w:bottom w:val="single" w:color="000000" w:sz="1"/>
-              <w:right w:val="single" w:color="000000" w:sz="1"/>
-            </w:tcBorders>
-            <w:vAlign w:val="center"/>
-          </w:tcPr>
-          <w:p>
-            <w:pPr>
-              <w:jc w:val="center"/>
-            </w:pPr>
-            <w:r>
-              <w:rPr>
-                <w:rFonts w:ascii="Times New Roman" w:cs="Times New Roman" w:eastAsia="Times New Roman" w:hAnsi="Times New Roman"/>
-                <w:b w:val="false"/>
-                <w:bCs w:val="false"/>
-                <w:sz w:val="16"/>
-                <w:szCs w:val="16"/>
-              </w:rPr>
-              <w:t xml:space="preserve">19.12.2026</w:t>
-            </w:r>
-          </w:p>
-        </w:tc>
-        <w:tc>
-          <w:tcPr>
-            <w:tcW w:type="dxa" w:w="1200"/>
-            <w:gridSpan w:val="1"/>
-            <w:tcBorders>
-              <w:top w:val="single" w:color="000000" w:sz="1"/>
-              <w:left w:val="single" w:color="000000" w:sz="1"/>
-              <w:bottom w:val="single" w:color="000000" w:sz="1"/>
-              <w:right w:val="single" w:color="000000" w:sz="1"/>
-            </w:tcBorders>
-            <w:vAlign w:val="center"/>
-          </w:tcPr>
-          <w:p>
-            <w:pPr>
-              <w:jc w:val="center"/>
-            </w:pPr>
-            <w:r>
-              <w:rPr>
-                <w:rFonts w:ascii="Times New Roman" w:cs="Times New Roman" w:eastAsia="Times New Roman" w:hAnsi="Times New Roman"/>
-                <w:b w:val="false"/>
-                <w:bCs w:val="false"/>
-                <w:sz w:val="18"/>
-                <w:szCs w:val="18"/>
-              </w:rPr>
-              <w:t xml:space="preserve">5</w:t>
-            </w:r>
-          </w:p>
-        </w:tc>
-        <w:tc>
-          <w:tcPr>
-            <w:tcW w:type="dxa" w:w="1500"/>
-            <w:gridSpan w:val="1"/>
-            <w:tcBorders>
-              <w:top w:val="single" w:color="000000" w:sz="1"/>
-              <w:left w:val="single" w:color="000000" w:sz="1"/>
-              <w:bottom w:val="single" w:color="000000" w:sz="1"/>
-              <w:right w:val="single" w:color="000000" w:sz="1"/>
-            </w:tcBorders>
-            <w:vAlign w:val="center"/>
-          </w:tcPr>
-          <w:p>
-            <w:pPr>
-              <w:jc w:val="center"/>
-            </w:pPr>
-            <w:r>
-              <w:rPr>
-                <w:rFonts w:ascii="Times New Roman" w:cs="Times New Roman" w:eastAsia="Times New Roman" w:hAnsi="Times New Roman"/>
-                <w:b w:val="false"/>
-                <w:bCs w:val="false"/>
-                <w:sz w:val="16"/>
-                <w:szCs w:val="16"/>
-              </w:rPr>
-              <w:t xml:space="preserve">Аналитик</w:t>
-            </w:r>
-          </w:p>
-        </w:tc>
-      </w:tr>
-      <w:tr>
-        <w:tc>
-          <w:tcPr>
-            <w:tcW w:type="dxa" w:w="600"/>
-            <w:gridSpan w:val="1"/>
-            <w:tcBorders>
-              <w:top w:val="single" w:color="000000" w:sz="1"/>
-              <w:left w:val="single" w:color="000000" w:sz="1"/>
-              <w:bottom w:val="single" w:color="000000" w:sz="1"/>
-              <w:right w:val="single" w:color="000000" w:sz="1"/>
-            </w:tcBorders>
-            <w:vAlign w:val="center"/>
-          </w:tcPr>
-          <w:p>
-            <w:pPr>
-              <w:jc w:val="center"/>
-            </w:pPr>
-            <w:r>
-              <w:rPr>
-                <w:rFonts w:ascii="Times New Roman" w:cs="Times New Roman" w:eastAsia="Times New Roman" w:hAnsi="Times New Roman"/>
-                <w:b w:val="false"/>
-                <w:bCs w:val="false"/>
-                <w:sz w:val="18"/>
-                <w:szCs w:val="18"/>
-              </w:rPr>
-              <w:t xml:space="preserve">7</w:t>
-            </w:r>
-          </w:p>
-        </w:tc>
-        <w:tc>
-          <w:tcPr>
-            <w:tcW w:type="dxa" w:w="3400"/>
-            <w:gridSpan w:val="1"/>
-            <w:tcBorders>
-              <w:top w:val="single" w:color="000000" w:sz="1"/>
-              <w:left w:val="single" w:color="000000" w:sz="1"/>
-              <w:bottom w:val="single" w:color="000000" w:sz="1"/>
-              <w:right w:val="single" w:color="000000" w:sz="1"/>
-            </w:tcBorders>
-            <w:vAlign w:val="center"/>
-          </w:tcPr>
-          <w:p>
-            <w:pPr>
-              <w:jc w:val="left"/>
-            </w:pPr>
-            <w:r>
-              <w:rPr>
-                <w:rFonts w:ascii="Times New Roman" w:cs="Times New Roman" w:eastAsia="Times New Roman" w:hAnsi="Times New Roman"/>
-                <w:b w:val="false"/>
-                <w:bCs w:val="false"/>
-                <w:sz w:val="18"/>
-                <w:szCs w:val="18"/>
-              </w:rPr>
-              <w:t xml:space="preserve">Опытная эксплуатация</w:t>
-            </w:r>
-          </w:p>
-        </w:tc>
-        <w:tc>
-          <w:tcPr>
-            <w:tcW w:type="dxa" w:w="1400"/>
-            <w:gridSpan w:val="1"/>
-            <w:tcBorders>
-              <w:top w:val="single" w:color="000000" w:sz="1"/>
-              <w:left w:val="single" w:color="000000" w:sz="1"/>
-              <w:bottom w:val="single" w:color="000000" w:sz="1"/>
-              <w:right w:val="single" w:color="000000" w:sz="1"/>
-            </w:tcBorders>
-            <w:vAlign w:val="center"/>
-          </w:tcPr>
-          <w:p>
-            <w:pPr>
-              <w:jc w:val="center"/>
-            </w:pPr>
-            <w:r>
-              <w:rPr>
-                <w:rFonts w:ascii="Times New Roman" w:cs="Times New Roman" w:eastAsia="Times New Roman" w:hAnsi="Times New Roman"/>
-                <w:b w:val="false"/>
-                <w:bCs w:val="false"/>
-                <w:sz w:val="16"/>
-                <w:szCs w:val="16"/>
-              </w:rPr>
-              <w:t xml:space="preserve">22.12.2026</w:t>
-            </w:r>
-          </w:p>
-        </w:tc>
-        <w:tc>
-          <w:tcPr>
-            <w:tcW w:type="dxa" w:w="1400"/>
-            <w:gridSpan w:val="1"/>
-            <w:tcBorders>
-              <w:top w:val="single" w:color="000000" w:sz="1"/>
-              <w:left w:val="single" w:color="000000" w:sz="1"/>
-              <w:bottom w:val="single" w:color="000000" w:sz="1"/>
-              <w:right w:val="single" w:color="000000" w:sz="1"/>
-            </w:tcBorders>
-            <w:vAlign w:val="center"/>
-          </w:tcPr>
-          <w:p>
-            <w:pPr>
-              <w:jc w:val="center"/>
-            </w:pPr>
-            <w:r>
-              <w:rPr>
-                <w:rFonts w:ascii="Times New Roman" w:cs="Times New Roman" w:eastAsia="Times New Roman" w:hAnsi="Times New Roman"/>
-                <w:b w:val="false"/>
-                <w:bCs w:val="false"/>
-                <w:sz w:val="16"/>
-                <w:szCs w:val="16"/>
-              </w:rPr>
-              <w:t xml:space="preserve">26.12.2026</w:t>
-            </w:r>
-          </w:p>
-        </w:tc>
-        <w:tc>
-          <w:tcPr>
-            <w:tcW w:type="dxa" w:w="1200"/>
-            <w:gridSpan w:val="1"/>
-            <w:tcBorders>
-              <w:top w:val="single" w:color="000000" w:sz="1"/>
-              <w:left w:val="single" w:color="000000" w:sz="1"/>
-              <w:bottom w:val="single" w:color="000000" w:sz="1"/>
-              <w:right w:val="single" w:color="000000" w:sz="1"/>
-            </w:tcBorders>
-            <w:vAlign w:val="center"/>
-          </w:tcPr>
-          <w:p>
-            <w:pPr>
-              <w:jc w:val="center"/>
-            </w:pPr>
-            <w:r>
-              <w:rPr>
-                <w:rFonts w:ascii="Times New Roman" w:cs="Times New Roman" w:eastAsia="Times New Roman" w:hAnsi="Times New Roman"/>
-                <w:b w:val="false"/>
-                <w:bCs w:val="false"/>
-                <w:sz w:val="18"/>
-                <w:szCs w:val="18"/>
-              </w:rPr>
-              <w:t xml:space="preserve">5</w:t>
-            </w:r>
-          </w:p>
-        </w:tc>
-        <w:tc>
-          <w:tcPr>
-            <w:tcW w:type="dxa" w:w="1500"/>
-            <w:gridSpan w:val="1"/>
-            <w:tcBorders>
-              <w:top w:val="single" w:color="000000" w:sz="1"/>
-              <w:left w:val="single" w:color="000000" w:sz="1"/>
-              <w:bottom w:val="single" w:color="000000" w:sz="1"/>
-              <w:right w:val="single" w:color="000000" w:sz="1"/>
-            </w:tcBorders>
-            <w:vAlign w:val="center"/>
-          </w:tcPr>
-          <w:p>
-            <w:pPr>
-              <w:jc w:val="center"/>
-            </w:pPr>
-            <w:r>
-              <w:rPr>
-                <w:rFonts w:ascii="Times New Roman" w:cs="Times New Roman" w:eastAsia="Times New Roman" w:hAnsi="Times New Roman"/>
-                <w:b w:val="false"/>
-                <w:bCs w:val="false"/>
-                <w:sz w:val="16"/>
-                <w:szCs w:val="16"/>
-              </w:rPr>
-              <w:t xml:space="preserve">Администратор</w:t>
-            </w:r>
-          </w:p>
-        </w:tc>
-      </w:tr>
-      <w:tr>
-        <w:tc>
-          <w:tcPr>
-            <w:tcW w:type="dxa" w:w="600"/>
-            <w:gridSpan w:val="1"/>
-            <w:tcBorders>
-              <w:top w:val="single" w:color="000000" w:sz="1"/>
-              <w:left w:val="single" w:color="000000" w:sz="1"/>
-              <w:bottom w:val="single" w:color="000000" w:sz="1"/>
-              <w:right w:val="single" w:color="000000" w:sz="1"/>
-            </w:tcBorders>
-            <w:vAlign w:val="center"/>
-          </w:tcPr>
-          <w:p>
-            <w:pPr>
-              <w:jc w:val="center"/>
-            </w:pPr>
-            <w:r>
-              <w:rPr>
-                <w:rFonts w:ascii="Times New Roman" w:cs="Times New Roman" w:eastAsia="Times New Roman" w:hAnsi="Times New Roman"/>
-                <w:b w:val="false"/>
-                <w:bCs w:val="false"/>
-                <w:sz w:val="18"/>
-                <w:szCs w:val="18"/>
-              </w:rPr>
-              <w:t xml:space="preserve">8</w:t>
-            </w:r>
-          </w:p>
-        </w:tc>
-        <w:tc>
-          <w:tcPr>
-            <w:tcW w:type="dxa" w:w="3400"/>
-            <w:gridSpan w:val="1"/>
-            <w:tcBorders>
-              <w:top w:val="single" w:color="000000" w:sz="1"/>
-              <w:left w:val="single" w:color="000000" w:sz="1"/>
-              <w:bottom w:val="single" w:color="000000" w:sz="1"/>
-              <w:right w:val="single" w:color="000000" w:sz="1"/>
-            </w:tcBorders>
-            <w:vAlign w:val="center"/>
-          </w:tcPr>
-          <w:p>
-            <w:pPr>
-              <w:jc w:val="left"/>
-            </w:pPr>
-            <w:r>
-              <w:rPr>
-                <w:rFonts w:ascii="Times New Roman" w:cs="Times New Roman" w:eastAsia="Times New Roman" w:hAnsi="Times New Roman"/>
-                <w:b w:val="false"/>
-                <w:bCs w:val="false"/>
-                <w:sz w:val="18"/>
-                <w:szCs w:val="18"/>
-              </w:rPr>
-              <w:t xml:space="preserve">Ввод в промышленную эксплуатацию</w:t>
-            </w:r>
-          </w:p>
-        </w:tc>
-        <w:tc>
-          <w:tcPr>
-            <w:tcW w:type="dxa" w:w="1400"/>
-            <w:gridSpan w:val="1"/>
-            <w:tcBorders>
-              <w:top w:val="single" w:color="000000" w:sz="1"/>
-              <w:left w:val="single" w:color="000000" w:sz="1"/>
-              <w:bottom w:val="single" w:color="000000" w:sz="1"/>
-              <w:right w:val="single" w:color="000000" w:sz="1"/>
-            </w:tcBorders>
-            <w:vAlign w:val="center"/>
-          </w:tcPr>
-          <w:p>
-            <w:pPr>
-              <w:jc w:val="center"/>
-            </w:pPr>
-            <w:r>
-              <w:rPr>
-                <w:rFonts w:ascii="Times New Roman" w:cs="Times New Roman" w:eastAsia="Times New Roman" w:hAnsi="Times New Roman"/>
-                <w:b w:val="false"/>
-                <w:bCs w:val="false"/>
-                <w:sz w:val="16"/>
-                <w:szCs w:val="16"/>
-              </w:rPr>
-              <w:t xml:space="preserve">29.12.2026</w:t>
-            </w:r>
-          </w:p>
-        </w:tc>
-        <w:tc>
-          <w:tcPr>
-            <w:tcW w:type="dxa" w:w="1400"/>
-            <w:gridSpan w:val="1"/>
-            <w:tcBorders>
-              <w:top w:val="single" w:color="000000" w:sz="1"/>
-              <w:left w:val="single" w:color="000000" w:sz="1"/>
-              <w:bottom w:val="single" w:color="000000" w:sz="1"/>
-              <w:right w:val="single" w:color="000000" w:sz="1"/>
-            </w:tcBorders>
-            <w:vAlign w:val="center"/>
-          </w:tcPr>
-          <w:p>
-            <w:pPr>
-              <w:jc w:val="center"/>
-            </w:pPr>
-            <w:r>
-              <w:rPr>
-                <w:rFonts w:ascii="Times New Roman" w:cs="Times New Roman" w:eastAsia="Times New Roman" w:hAnsi="Times New Roman"/>
-                <w:b w:val="false"/>
-                <w:bCs w:val="false"/>
-                <w:sz w:val="16"/>
-                <w:szCs w:val="16"/>
-              </w:rPr>
-              <w:t xml:space="preserve">30.12.2026</w:t>
-            </w:r>
-          </w:p>
-        </w:tc>
-        <w:tc>
-          <w:tcPr>
-            <w:tcW w:type="dxa" w:w="1200"/>
-            <w:gridSpan w:val="1"/>
-            <w:tcBorders>
-              <w:top w:val="single" w:color="000000" w:sz="1"/>
-              <w:left w:val="single" w:color="000000" w:sz="1"/>
-              <w:bottom w:val="single" w:color="000000" w:sz="1"/>
-              <w:right w:val="single" w:color="000000" w:sz="1"/>
-            </w:tcBorders>
-            <w:vAlign w:val="center"/>
-          </w:tcPr>
-          <w:p>
-            <w:pPr>
-              <w:jc w:val="center"/>
-            </w:pPr>
-            <w:r>
-              <w:rPr>
-                <w:rFonts w:ascii="Times New Roman" w:cs="Times New Roman" w:eastAsia="Times New Roman" w:hAnsi="Times New Roman"/>
-                <w:b w:val="false"/>
-                <w:bCs w:val="false"/>
-                <w:sz w:val="18"/>
-                <w:szCs w:val="18"/>
-              </w:rPr>
-              <w:t xml:space="preserve">2</w:t>
-            </w:r>
-          </w:p>
-        </w:tc>
-        <w:tc>
-          <w:tcPr>
-            <w:tcW w:type="dxa" w:w="1500"/>
-            <w:gridSpan w:val="1"/>
-            <w:tcBorders>
-              <w:top w:val="single" w:color="000000" w:sz="1"/>
-              <w:left w:val="single" w:color="000000" w:sz="1"/>
-              <w:bottom w:val="single" w:color="000000" w:sz="1"/>
-              <w:right w:val="single" w:color="000000" w:sz="1"/>
-            </w:tcBorders>
-            <w:vAlign w:val="center"/>
-          </w:tcPr>
-          <w:p>
-            <w:pPr>
-              <w:jc w:val="center"/>
-            </w:pPr>
-            <w:r>
-              <w:rPr>
-                <w:rFonts w:ascii="Times New Roman" w:cs="Times New Roman" w:eastAsia="Times New Roman" w:hAnsi="Times New Roman"/>
-                <w:b w:val="false"/>
-                <w:bCs w:val="false"/>
-                <w:sz w:val="16"/>
-                <w:szCs w:val="16"/>
-              </w:rPr>
-              <w:t xml:space="preserve">Руководитель</w:t>
-            </w:r>
-          </w:p>
-        </w:tc>
-      </w:tr>
-    </w:tbl>
-    <w:p/>
-    <w:p>
-      <w:pPr>
-        <w:spacing w:after="100" w:line="360"/>
-        <w:jc w:val="both"/>
-      </w:pPr>
-      <w:r>
-        <w:rPr>
-          <w:rFonts w:ascii="Times New Roman" w:cs="Times New Roman" w:eastAsia="Times New Roman" w:hAnsi="Times New Roman"/>
-          <w:b/>
-          <w:bCs/>
-          <w:sz w:val="24"/>
-          <w:szCs w:val="24"/>
-        </w:rPr>
-        <w:t xml:space="preserve">Общая продолжительность: 42 рабочих дня (8 недель).</w:t>
-      </w:r>
-    </w:p>
-    <w:p>
-      <w:r>
-        <w:br w:type="page"/>
-      </w:r>
-    </w:p>
-    <w:p>
-      <w:pPr>
-        <w:pStyle w:val="Heading1"/>
-        <w:spacing w:after="160" w:before="280"/>
-      </w:pPr>
-      <w:r>
-        <w:rPr>
-          <w:rFonts w:ascii="Times New Roman" w:cs="Times New Roman" w:eastAsia="Times New Roman" w:hAnsi="Times New Roman"/>
-          <w:b/>
-          <w:bCs/>
-          <w:sz w:val="28"/>
-          <w:szCs w:val="28"/>
-        </w:rPr>
-        <w:t xml:space="preserve">3. Информационная система для учёта техники в техникуме</w:t>
-      </w:r>
-    </w:p>
-    <w:p>
-      <w:pPr>
-        <w:pStyle w:val="Heading2"/>
-        <w:spacing w:after="120" w:before="200"/>
-      </w:pPr>
-      <w:r>
-        <w:rPr>
-          <w:rFonts w:ascii="Times New Roman" w:cs="Times New Roman" w:eastAsia="Times New Roman" w:hAnsi="Times New Roman"/>
-          <w:b/>
-          <w:bCs/>
-          <w:sz w:val="26"/>
-          <w:szCs w:val="26"/>
-        </w:rPr>
-        <w:t xml:space="preserve">3.1. Назначение и цели</w:t>
-      </w:r>
-    </w:p>
-    <w:p>
-      <w:pPr>
-        <w:spacing w:after="100" w:line="360"/>
-        <w:ind w:firstLine="708"/>
-        <w:jc w:val="both"/>
-      </w:pPr>
-      <w:r>
-        <w:rPr>
-          <w:rFonts w:ascii="Times New Roman" w:cs="Times New Roman" w:eastAsia="Times New Roman" w:hAnsi="Times New Roman"/>
-          <w:b w:val="false"/>
-          <w:bCs w:val="false"/>
-          <w:sz w:val="24"/>
-          <w:szCs w:val="24"/>
-        </w:rPr>
-        <w:t xml:space="preserve">ИС «Учёт техники» предназначена для автоматизации учёта, контроля и анализа состояния компьютерной и оргтехники в техникуме. Цели: единый реестр, учёт перемещений и ремонтов, контроль гарантий, формирование отчётности.</w:t>
-      </w:r>
-    </w:p>
-    <w:p>
-      <w:pPr>
-        <w:pStyle w:val="Heading2"/>
-        <w:spacing w:after="120" w:before="200"/>
-      </w:pPr>
-      <w:r>
-        <w:rPr>
-          <w:rFonts w:ascii="Times New Roman" w:cs="Times New Roman" w:eastAsia="Times New Roman" w:hAnsi="Times New Roman"/>
-          <w:b/>
-          <w:bCs/>
-          <w:sz w:val="26"/>
-          <w:szCs w:val="26"/>
-        </w:rPr>
-        <w:t xml:space="preserve">3.2. Архитектура и структура базы данных</w:t>
-      </w:r>
-    </w:p>
-    <w:p>
-      <w:pPr>
-        <w:spacing w:after="100" w:line="360"/>
-        <w:ind w:firstLine="708"/>
-        <w:jc w:val="both"/>
-      </w:pPr>
-      <w:r>
-        <w:rPr>
-          <w:rFonts w:ascii="Times New Roman" w:cs="Times New Roman" w:eastAsia="Times New Roman" w:hAnsi="Times New Roman"/>
-          <w:b w:val="false"/>
-          <w:bCs w:val="false"/>
-          <w:sz w:val="24"/>
-          <w:szCs w:val="24"/>
-        </w:rPr>
-        <w:t xml:space="preserve">Система реализована как веб-приложение (HTML + JavaScript) с хранением данных в localStorage браузера. Основные таблицы: Техника, ТипыТехники, Кабинеты, МОЛ, Перемещения, Ремонты, Списания, Пользователи.</w:t>
-      </w:r>
-    </w:p>
-    <w:p>
-      <w:pPr>
-        <w:pStyle w:val="Heading2"/>
-        <w:spacing w:after="120" w:before="200"/>
-      </w:pPr>
-      <w:r>
-        <w:rPr>
-          <w:rFonts w:ascii="Times New Roman" w:cs="Times New Roman" w:eastAsia="Times New Roman" w:hAnsi="Times New Roman"/>
-          <w:b/>
-          <w:bCs/>
-          <w:sz w:val="26"/>
-          <w:szCs w:val="26"/>
-        </w:rPr>
-        <w:t xml:space="preserve">3.3. Роли пользователей</w:t>
-      </w:r>
-    </w:p>
-    <w:p>
-      <w:pPr>
-        <w:spacing w:after="100" w:line="360"/>
-        <w:ind w:firstLine="708"/>
-        <w:jc w:val="both"/>
-      </w:pPr>
-      <w:r>
-        <w:rPr>
-          <w:rFonts w:ascii="Times New Roman" w:cs="Times New Roman" w:eastAsia="Times New Roman" w:hAnsi="Times New Roman"/>
-          <w:b w:val="false"/>
-          <w:bCs w:val="false"/>
-          <w:sz w:val="24"/>
-          <w:szCs w:val="24"/>
-        </w:rPr>
-        <w:t xml:space="preserve">Администратор — полный доступ, управление пользователями, резервное копирование. Оператор — добавление и изменение данных, отчёты. Пользователь (просмотр) — только чтение.</w:t>
-      </w:r>
-    </w:p>
-    <w:p>
-      <w:pPr>
-        <w:pStyle w:val="Heading2"/>
-        <w:spacing w:after="120" w:before="200"/>
-      </w:pPr>
-      <w:r>
-        <w:rPr>
-          <w:rFonts w:ascii="Times New Roman" w:cs="Times New Roman" w:eastAsia="Times New Roman" w:hAnsi="Times New Roman"/>
-          <w:b/>
-          <w:bCs/>
-          <w:sz w:val="26"/>
-          <w:szCs w:val="26"/>
-        </w:rPr>
-        <w:t xml:space="preserve">3.4. Скриншоты работы программы (каждый шаг)</w:t>
-      </w:r>
-    </w:p>
-    <w:p>
-      <w:pPr>
-        <w:spacing w:after="100" w:line="360"/>
-        <w:ind w:firstLine="708"/>
-        <w:jc w:val="both"/>
-      </w:pPr>
-      <w:r>
-        <w:rPr>
-          <w:rFonts w:ascii="Times New Roman" w:cs="Times New Roman" w:eastAsia="Times New Roman" w:hAnsi="Times New Roman"/>
-          <w:b w:val="false"/>
-          <w:bCs w:val="false"/>
-          <w:sz w:val="24"/>
-          <w:szCs w:val="24"/>
-        </w:rPr>
-        <w:t xml:space="preserve">Программа запускается файлом is_uchet_tehniki/index.html. Логин: admin / admin (или operator / operator).</w:t>
-      </w:r>
-    </w:p>
-    <w:p>
-      <w:pPr>
-        <w:pStyle w:val="Heading3"/>
-        <w:spacing w:after="100" w:before="160"/>
-      </w:pPr>
-      <w:r>
-        <w:rPr>
-          <w:rFonts w:ascii="Times New Roman" w:cs="Times New Roman" w:eastAsia="Times New Roman" w:hAnsi="Times New Roman"/>
-          <w:b/>
-          <w:bCs/>
-          <w:sz w:val="24"/>
-          <w:szCs w:val="24"/>
-        </w:rPr>
-        <w:t xml:space="preserve">Шаг 1. Экран авторизации</w:t>
+          <w:sz w:val="24"/>
+          <w:szCs w:val="24"/>
+        </w:rPr>
+        <w:t xml:space="preserve">Шаг 2. Главная панель (дашборд)</w:t>
       </w:r>
     </w:p>
     <w:p>
@@ -2894,7 +2878,7 @@
           <w:sz w:val="20"/>
           <w:szCs w:val="20"/>
         </w:rPr>
-        <w:t xml:space="preserve">Рисунок 3.1 — Окно входа в систему</w:t>
+        <w:t xml:space="preserve">Рисунок 3.2 — Главная панель со статистикой</w:t>
       </w:r>
     </w:p>
     <w:p>
@@ -2910,7 +2894,7 @@
           <w:sz w:val="24"/>
           <w:szCs w:val="24"/>
         </w:rPr>
-        <w:t xml:space="preserve">Шаг 2. Главная панель (дашборд)</w:t>
+        <w:t xml:space="preserve">Шаг 3. Реестр техники</w:t>
       </w:r>
     </w:p>
     <w:p>
@@ -2972,7 +2956,7 @@
           <w:sz w:val="20"/>
           <w:szCs w:val="20"/>
         </w:rPr>
-        <w:t xml:space="preserve">Рисунок 3.2 — Главная панель со статистикой</w:t>
+        <w:t xml:space="preserve">Рисунок 3.3 — Реестр техники с поиском и статусами</w:t>
       </w:r>
     </w:p>
     <w:p>
@@ -2988,7 +2972,7 @@
           <w:sz w:val="24"/>
           <w:szCs w:val="24"/>
         </w:rPr>
-        <w:t xml:space="preserve">Шаг 3. Реестр техники</w:t>
+        <w:t xml:space="preserve">Шаг 4. Форма добавления техники</w:t>
       </w:r>
     </w:p>
     <w:p>
@@ -3050,7 +3034,7 @@
           <w:sz w:val="20"/>
           <w:szCs w:val="20"/>
         </w:rPr>
-        <w:t xml:space="preserve">Рисунок 3.3 — Реестр техники с поиском и статусами</w:t>
+        <w:t xml:space="preserve">Рисунок 3.4 — Модальное окно добавления новой единицы техники</w:t>
       </w:r>
     </w:p>
     <w:p>
@@ -3066,7 +3050,7 @@
           <w:sz w:val="24"/>
           <w:szCs w:val="24"/>
         </w:rPr>
-        <w:t xml:space="preserve">Шаг 4. Форма добавления техники</w:t>
+        <w:t xml:space="preserve">Шаг 5. Карточка единицы техники</w:t>
       </w:r>
     </w:p>
     <w:p>
@@ -3128,7 +3112,7 @@
           <w:sz w:val="20"/>
           <w:szCs w:val="20"/>
         </w:rPr>
-        <w:t xml:space="preserve">Рисунок 3.4 — Модальное окно добавления новой единицы техники</w:t>
+        <w:t xml:space="preserve">Рисунок 3.5 — Карточка техники с полной информацией</w:t>
       </w:r>
     </w:p>
     <w:p>
@@ -3144,7 +3128,7 @@
           <w:sz w:val="24"/>
           <w:szCs w:val="24"/>
         </w:rPr>
-        <w:t xml:space="preserve">Шаг 5. Карточка единицы техники</w:t>
+        <w:t xml:space="preserve">Шаг 6. Журнал перемещений</w:t>
       </w:r>
     </w:p>
     <w:p>
@@ -3206,7 +3190,7 @@
           <w:sz w:val="20"/>
           <w:szCs w:val="20"/>
         </w:rPr>
-        <w:t xml:space="preserve">Рисунок 3.5 — Карточка техники с полной информацией</w:t>
+        <w:t xml:space="preserve">Рисунок 3.6 — История перемещений техники</w:t>
       </w:r>
     </w:p>
     <w:p>
@@ -3222,7 +3206,7 @@
           <w:sz w:val="24"/>
           <w:szCs w:val="24"/>
         </w:rPr>
-        <w:t xml:space="preserve">Шаг 6. Журнал перемещений</w:t>
+        <w:t xml:space="preserve">Шаг 7. Оформление перемещения</w:t>
       </w:r>
     </w:p>
     <w:p>
@@ -3284,7 +3268,7 @@
           <w:sz w:val="20"/>
           <w:szCs w:val="20"/>
         </w:rPr>
-        <w:t xml:space="preserve">Рисунок 3.6 — История перемещений техники</w:t>
+        <w:t xml:space="preserve">Рисунок 3.7 — Форма оформления перемещения</w:t>
       </w:r>
     </w:p>
     <w:p>
@@ -3300,7 +3284,7 @@
           <w:sz w:val="24"/>
           <w:szCs w:val="24"/>
         </w:rPr>
-        <w:t xml:space="preserve">Шаг 7. Оформление перемещения</w:t>
+        <w:t xml:space="preserve">Шаг 8. Журнал ремонтов</w:t>
       </w:r>
     </w:p>
     <w:p>
@@ -3362,7 +3346,7 @@
           <w:sz w:val="20"/>
           <w:szCs w:val="20"/>
         </w:rPr>
-        <w:t xml:space="preserve">Рисунок 3.7 — Форма оформления перемещения</w:t>
+        <w:t xml:space="preserve">Рисунок 3.8 — Список ремонтов и обслуживания</w:t>
       </w:r>
     </w:p>
     <w:p>
@@ -3378,7 +3362,7 @@
           <w:sz w:val="24"/>
           <w:szCs w:val="24"/>
         </w:rPr>
-        <w:t xml:space="preserve">Шаг 8. Журнал ремонтов</w:t>
+        <w:t xml:space="preserve">Шаг 9. Создание заявки на ремонт</w:t>
       </w:r>
     </w:p>
     <w:p>
@@ -3440,7 +3424,7 @@
           <w:sz w:val="20"/>
           <w:szCs w:val="20"/>
         </w:rPr>
-        <w:t xml:space="preserve">Рисунок 3.8 — Список ремонтов и обслуживания</w:t>
+        <w:t xml:space="preserve">Рисунок 3.9 — Форма заявки на ремонт</w:t>
       </w:r>
     </w:p>
     <w:p>
@@ -3456,7 +3440,7 @@
           <w:sz w:val="24"/>
           <w:szCs w:val="24"/>
         </w:rPr>
-        <w:t xml:space="preserve">Шаг 9. Создание заявки на ремонт</w:t>
+        <w:t xml:space="preserve">Шаг 10. Раздел «Отчёты»</w:t>
       </w:r>
     </w:p>
     <w:p>
@@ -3518,7 +3502,7 @@
           <w:sz w:val="20"/>
           <w:szCs w:val="20"/>
         </w:rPr>
-        <w:t xml:space="preserve">Рисунок 3.9 — Форма заявки на ремонт</w:t>
+        <w:t xml:space="preserve">Рисунок 3.10 — Выбор вида отчёта</w:t>
       </w:r>
     </w:p>
     <w:p>
@@ -3534,7 +3518,7 @@
           <w:sz w:val="24"/>
           <w:szCs w:val="24"/>
         </w:rPr>
-        <w:t xml:space="preserve">Шаг 10. Раздел «Отчёты»</w:t>
+        <w:t xml:space="preserve">Шаг 11. Пример сформированного отчёта</w:t>
       </w:r>
     </w:p>
     <w:p>
@@ -3596,7 +3580,7 @@
           <w:sz w:val="20"/>
           <w:szCs w:val="20"/>
         </w:rPr>
-        <w:t xml:space="preserve">Рисунок 3.10 — Выбор вида отчёта</w:t>
+        <w:t xml:space="preserve">Рисунок 3.11 — Ведомость наличия техники по кабинетам</w:t>
       </w:r>
     </w:p>
     <w:p>
@@ -3612,7 +3596,7 @@
           <w:sz w:val="24"/>
           <w:szCs w:val="24"/>
         </w:rPr>
-        <w:t xml:space="preserve">Шаг 11. Пример сформированного отчёта</w:t>
+        <w:t xml:space="preserve">Шаг 12. Администрирование</w:t>
       </w:r>
     </w:p>
     <w:p>
@@ -3640,84 +3624,6 @@
                   </pic:nvPicPr>
                   <pic:blipFill>
                     <a:blip r:embed="rId22" cstate="none"/>
-                    <a:srcRect/>
-                    <a:stretch>
-                      <a:fillRect/>
-                    </a:stretch>
-                  </pic:blipFill>
-                  <pic:spPr bwMode="auto">
-                    <a:xfrm>
-                      <a:off x="0" y="0"/>
-                      <a:ext cx="4953000" cy="3219450"/>
-                    </a:xfrm>
-                    <a:prstGeom prst="rect">
-                      <a:avLst/>
-                    </a:prstGeom>
-                  </pic:spPr>
-                </pic:pic>
-              </a:graphicData>
-            </a:graphic>
-          </wp:inline>
-        </w:drawing>
-      </w:r>
-    </w:p>
-    <w:p>
-      <w:pPr>
-        <w:spacing w:after="160" w:before="60"/>
-        <w:jc w:val="center"/>
-      </w:pPr>
-      <w:r>
-        <w:rPr>
-          <w:rFonts w:ascii="Times New Roman" w:cs="Times New Roman" w:eastAsia="Times New Roman" w:hAnsi="Times New Roman"/>
-          <w:i/>
-          <w:iCs/>
-          <w:sz w:val="20"/>
-          <w:szCs w:val="20"/>
-        </w:rPr>
-        <w:t xml:space="preserve">Рисунок 3.11 — Ведомость наличия техники по кабинетам</w:t>
-      </w:r>
-    </w:p>
-    <w:p>
-      <w:pPr>
-        <w:pStyle w:val="Heading3"/>
-        <w:spacing w:after="100" w:before="160"/>
-      </w:pPr>
-      <w:r>
-        <w:rPr>
-          <w:rFonts w:ascii="Times New Roman" w:cs="Times New Roman" w:eastAsia="Times New Roman" w:hAnsi="Times New Roman"/>
-          <w:b/>
-          <w:bCs/>
-          <w:sz w:val="24"/>
-          <w:szCs w:val="24"/>
-        </w:rPr>
-        <w:t xml:space="preserve">Шаг 12. Администрирование</w:t>
-      </w:r>
-    </w:p>
-    <w:p>
-      <w:pPr>
-        <w:spacing w:after="40" w:before="60"/>
-        <w:jc w:val="center"/>
-      </w:pPr>
-      <w:r>
-        <w:drawing>
-          <wp:inline distT="0" distB="0" distL="0" distR="0">
-            <wp:extent cx="4953000" cy="3219450"/>
-            <wp:effectExtent t="0" r="0" b="0" l="0"/>
-            <wp:docPr id="1" name="shot" descr="step" title="screenshot"/>
-            <wp:cNvGraphicFramePr>
-              <a:graphicFrameLocks xmlns:a="http://schemas.openxmlformats.org/drawingml/2006/main" noChangeAspect="1"/>
-            </wp:cNvGraphicFramePr>
-            <a:graphic xmlns:a="http://schemas.openxmlformats.org/drawingml/2006/main">
-              <a:graphicData uri="http://schemas.openxmlformats.org/drawingml/2006/picture">
-                <pic:pic xmlns:pic="http://schemas.openxmlformats.org/drawingml/2006/picture">
-                  <pic:nvPicPr>
-                    <pic:cNvPr id="0" name="" descr=""/>
-                    <pic:cNvPicPr>
-                      <a:picLocks noChangeAspect="1" noChangeArrowheads="1"/>
-                    </pic:cNvPicPr>
-                  </pic:nvPicPr>
-                  <pic:blipFill>
-                    <a:blip r:embed="rId23" cstate="none"/>
                     <a:srcRect/>
                     <a:stretch>
                       <a:fillRect/>

--- a/Отчёт_УП_ПМ06_Учёт_техники.docx
+++ b/Отчёт_УП_ПМ06_Учёт_техники.docx
@@ -5629,24 +5629,7 @@
 </file>
 
 <file path=word/header1.xml><?xml version="1.0" encoding="utf-8"?>
-<w:hdr xmlns:wpc="http://schemas.microsoft.com/office/word/2010/wordprocessingCanvas" xmlns:mc="http://schemas.openxmlformats.org/markup-compatibility/2006" xmlns:o="urn:schemas-microsoft-com:office:office" xmlns:r="http://schemas.openxmlformats.org/officeDocument/2006/relationships" xmlns:m="http://schemas.openxmlformats.org/officeDocument/2006/math" xmlns:v="urn:schemas-microsoft-com:vml" xmlns:wp14="http://schemas.microsoft.com/office/word/2010/wordprocessingDrawing" xmlns:wp="http://schemas.openxmlformats.org/drawingml/2006/wordprocessingDrawing" xmlns:w10="urn:schemas-microsoft-com:office:word" xmlns:w="http://schemas.openxmlformats.org/wordprocessingml/2006/main" xmlns:w14="http://schemas.microsoft.com/office/word/2010/wordml" xmlns:w15="http://schemas.microsoft.com/office/word/2012/wordml" xmlns:wpg="http://schemas.microsoft.com/office/word/2010/wordprocessingGroup" xmlns:wpi="http://schemas.microsoft.com/office/word/2010/wordprocessingInk" xmlns:wne="http://schemas.microsoft.com/office/word/2006/wordml" xmlns:wps="http://schemas.microsoft.com/office/word/2010/wordprocessingShape" xmlns:cx="http://schemas.microsoft.com/office/drawing/2014/chartex" xmlns:cx1="http://schemas.microsoft.com/office/drawing/2015/9/8/chartex" xmlns:cx2="http://schemas.microsoft.com/office/drawing/2015/10/21/chartex" xmlns:cx3="http://schemas.microsoft.com/office/drawing/2016/5/9/chartex" xmlns:cx4="http://schemas.microsoft.com/office/drawing/2016/5/10/chartex" xmlns:cx5="http://schemas.microsoft.com/office/drawing/2016/5/11/chartex" xmlns:cx6="http://schemas.microsoft.com/office/drawing/2016/5/12/chartex" xmlns:cx7="http://schemas.microsoft.com/office/drawing/2016/5/13/chartex" xmlns:cx8="http://schemas.microsoft.com/office/drawing/2016/5/14/chartex" xmlns:w16cid="http://schemas.microsoft.com/office/word/2016/wordml/cid" xmlns:w16se="http://schemas.microsoft.com/office/word/2015/wordml/symex">
-  <w:p>
-    <w:pPr>
-      <w:jc w:val="right"/>
-    </w:pPr>
-    <w:r>
-      <w:rPr>
-        <w:rFonts w:ascii="Times New Roman" w:cs="Times New Roman" w:eastAsia="Times New Roman" w:hAnsi="Times New Roman"/>
-        <w:i/>
-        <w:iCs/>
-        <w:color w:val="666666"/>
-        <w:sz w:val="16"/>
-        <w:szCs w:val="16"/>
-      </w:rPr>
-      <w:t xml:space="preserve">Учебная практика ПМ.06 | ПОЧУ «ИТЭУП УПС»</w:t>
-    </w:r>
-  </w:p>
-</w:hdr>
+<w:hdr xmlns:wpc="http://schemas.microsoft.com/office/word/2010/wordprocessingCanvas" xmlns:mc="http://schemas.openxmlformats.org/markup-compatibility/2006" xmlns:o="urn:schemas-microsoft-com:office:office" xmlns:r="http://schemas.openxmlformats.org/officeDocument/2006/relationships" xmlns:m="http://schemas.openxmlformats.org/officeDocument/2006/math" xmlns:v="urn:schemas-microsoft-com:vml" xmlns:wp14="http://schemas.microsoft.com/office/word/2010/wordprocessingDrawing" xmlns:wp="http://schemas.openxmlformats.org/drawingml/2006/wordprocessingDrawing" xmlns:w10="urn:schemas-microsoft-com:office:word" xmlns:w="http://schemas.openxmlformats.org/wordprocessingml/2006/main" xmlns:w14="http://schemas.microsoft.com/office/word/2010/wordml" xmlns:w15="http://schemas.microsoft.com/office/word/2012/wordml" xmlns:wpg="http://schemas.microsoft.com/office/word/2010/wordprocessingGroup" xmlns:wpi="http://schemas.microsoft.com/office/word/2010/wordprocessingInk" xmlns:wne="http://schemas.microsoft.com/office/word/2006/wordml" xmlns:wps="http://schemas.microsoft.com/office/word/2010/wordprocessingShape" xmlns:cx="http://schemas.microsoft.com/office/drawing/2014/chartex" xmlns:cx1="http://schemas.microsoft.com/office/drawing/2015/9/8/chartex" xmlns:cx2="http://schemas.microsoft.com/office/drawing/2015/10/21/chartex" xmlns:cx3="http://schemas.microsoft.com/office/drawing/2016/5/9/chartex" xmlns:cx4="http://schemas.microsoft.com/office/drawing/2016/5/10/chartex" xmlns:cx5="http://schemas.microsoft.com/office/drawing/2016/5/11/chartex" xmlns:cx6="http://schemas.microsoft.com/office/drawing/2016/5/12/chartex" xmlns:cx7="http://schemas.microsoft.com/office/drawing/2016/5/13/chartex" xmlns:cx8="http://schemas.microsoft.com/office/drawing/2016/5/14/chartex" xmlns:w16cid="http://schemas.microsoft.com/office/word/2016/wordml/cid" xmlns:w16se="http://schemas.microsoft.com/office/word/2015/wordml/symex"/>
 </file>
 
 <file path=word/numbering.xml><?xml version="1.0" encoding="utf-8"?>
